--- a/PIPELINE.docx
+++ b/PIPELINE.docx
@@ -83,12 +83,6 @@
         <w:gridCol w:w="1936"/>
       </w:tblGrid>
       <w:tr>
-        <w:tblPrEx>
-          <w:tblCellMar>
-            <w:top w:w="0" w:type="dxa"/>
-            <w:bottom w:w="0" w:type="dxa"/>
-          </w:tblCellMar>
-        </w:tblPrEx>
         <w:trPr>
           <w:jc w:val="center"/>
         </w:trPr>
@@ -265,12 +259,6 @@
         <w:gridCol w:w="8723"/>
       </w:tblGrid>
       <w:tr>
-        <w:tblPrEx>
-          <w:tblCellMar>
-            <w:top w:w="0" w:type="dxa"/>
-            <w:bottom w:w="0" w:type="dxa"/>
-          </w:tblCellMar>
-        </w:tblPrEx>
         <w:tc>
           <w:tcPr>
             <w:tcW w:w="0" w:type="auto"/>
@@ -295,12 +283,6 @@
         </w:tc>
       </w:tr>
       <w:tr>
-        <w:tblPrEx>
-          <w:tblCellMar>
-            <w:top w:w="0" w:type="dxa"/>
-            <w:bottom w:w="0" w:type="dxa"/>
-          </w:tblCellMar>
-        </w:tblPrEx>
         <w:tc>
           <w:tcPr>
             <w:tcW w:w="0" w:type="auto"/>
@@ -320,6 +302,7 @@
               </w:rPr>
               <w:t xml:space="preserve">Developer </w:t>
             </w:r>
+            <w:proofErr w:type="gramStart"/>
             <w:r>
               <w:rPr>
                 <w:sz w:val="19"/>
@@ -332,23 +315,102 @@
                 <w:sz w:val="19"/>
                 <w:szCs w:val="19"/>
               </w:rPr>
-              <w:t xml:space="preserve">  →  develop  →  </w:t>
-            </w:r>
-            <w:proofErr w:type="spellStart"/>
+              <w:t xml:space="preserve">  →</w:t>
+            </w:r>
+            <w:proofErr w:type="gramEnd"/>
             <w:r>
               <w:rPr>
                 <w:sz w:val="19"/>
                 <w:szCs w:val="19"/>
               </w:rPr>
-              <w:t>qa</w:t>
-            </w:r>
-            <w:proofErr w:type="spellEnd"/>
+              <w:t xml:space="preserve">  </w:t>
+            </w:r>
+            <w:proofErr w:type="gramStart"/>
             <w:r>
               <w:rPr>
                 <w:sz w:val="19"/>
                 <w:szCs w:val="19"/>
               </w:rPr>
-              <w:t xml:space="preserve">  →  stage  →  main (Production)</w:t>
+              <w:t>develop  →</w:t>
+            </w:r>
+            <w:proofErr w:type="gramEnd"/>
+            <w:r>
+              <w:rPr>
+                <w:sz w:val="19"/>
+                <w:szCs w:val="19"/>
+              </w:rPr>
+              <w:t xml:space="preserve">  </w:t>
+            </w:r>
+            <w:proofErr w:type="spellStart"/>
+            <w:proofErr w:type="gramStart"/>
+            <w:r>
+              <w:rPr>
+                <w:sz w:val="19"/>
+                <w:szCs w:val="19"/>
+              </w:rPr>
+              <w:t>qa</w:t>
+            </w:r>
+            <w:proofErr w:type="spellEnd"/>
+            <w:r>
+              <w:rPr>
+                <w:sz w:val="19"/>
+                <w:szCs w:val="19"/>
+              </w:rPr>
+              <w:t xml:space="preserve">  →</w:t>
+            </w:r>
+            <w:proofErr w:type="gramEnd"/>
+            <w:r>
+              <w:rPr>
+                <w:sz w:val="19"/>
+                <w:szCs w:val="19"/>
+              </w:rPr>
+              <w:t xml:space="preserve">  </w:t>
+            </w:r>
+            <w:proofErr w:type="gramStart"/>
+            <w:r>
+              <w:rPr>
+                <w:sz w:val="19"/>
+                <w:szCs w:val="19"/>
+              </w:rPr>
+              <w:t>stage  →</w:t>
+            </w:r>
+            <w:proofErr w:type="gramEnd"/>
+            <w:r>
+              <w:rPr>
+                <w:sz w:val="19"/>
+                <w:szCs w:val="19"/>
+              </w:rPr>
+              <w:t xml:space="preserve"> </w:t>
+            </w:r>
+            <w:r>
+              <w:rPr>
+                <w:sz w:val="19"/>
+                <w:szCs w:val="19"/>
+              </w:rPr>
+              <w:t xml:space="preserve"> pre-prod-</w:t>
+            </w:r>
+            <w:proofErr w:type="gramStart"/>
+            <w:r>
+              <w:rPr>
+                <w:sz w:val="19"/>
+                <w:szCs w:val="19"/>
+              </w:rPr>
+              <w:t>deploy</w:t>
+            </w:r>
+            <w:r>
+              <w:rPr>
+                <w:sz w:val="19"/>
+                <w:szCs w:val="19"/>
+              </w:rPr>
+              <w:t xml:space="preserve">  →</w:t>
+            </w:r>
+            <w:proofErr w:type="gramEnd"/>
+            <w:r>
+              <w:rPr>
+                <w:sz w:val="19"/>
+                <w:szCs w:val="19"/>
+              </w:rPr>
+              <w:t xml:space="preserve"> main (Production)</w:t>
             </w:r>
           </w:p>
         </w:tc>
@@ -471,24 +533,18 @@
         <w:tblLook w:val="04A0" w:firstRow="1" w:lastRow="0" w:firstColumn="1" w:lastColumn="0" w:noHBand="0" w:noVBand="1"/>
       </w:tblPr>
       <w:tblGrid>
-        <w:gridCol w:w="1309"/>
-        <w:gridCol w:w="1746"/>
+        <w:gridCol w:w="1615"/>
+        <w:gridCol w:w="1440"/>
         <w:gridCol w:w="2182"/>
         <w:gridCol w:w="3491"/>
       </w:tblGrid>
       <w:tr>
-        <w:tblPrEx>
-          <w:tblCellMar>
-            <w:top w:w="0" w:type="dxa"/>
-            <w:bottom w:w="0" w:type="dxa"/>
-          </w:tblCellMar>
-        </w:tblPrEx>
         <w:trPr>
           <w:tblHeader/>
         </w:trPr>
         <w:tc>
           <w:tcPr>
-            <w:tcW w:w="750" w:type="pct"/>
+            <w:tcW w:w="925" w:type="pct"/>
             <w:shd w:val="solid" w:color="2E75B6" w:fill="auto"/>
             <w:tcMar>
               <w:top w:w="80" w:type="dxa"/>
@@ -512,7 +568,7 @@
         </w:tc>
         <w:tc>
           <w:tcPr>
-            <w:tcW w:w="1000" w:type="pct"/>
+            <w:tcW w:w="825" w:type="pct"/>
             <w:shd w:val="solid" w:color="2E75B6" w:fill="auto"/>
             <w:tcMar>
               <w:top w:w="80" w:type="dxa"/>
@@ -584,15 +640,9 @@
         </w:tc>
       </w:tr>
       <w:tr>
-        <w:tblPrEx>
-          <w:tblCellMar>
-            <w:top w:w="0" w:type="dxa"/>
-            <w:bottom w:w="0" w:type="dxa"/>
-          </w:tblCellMar>
-        </w:tblPrEx>
-        <w:tc>
-          <w:tcPr>
-            <w:tcW w:w="750" w:type="pct"/>
+        <w:tc>
+          <w:tcPr>
+            <w:tcW w:w="925" w:type="pct"/>
             <w:shd w:val="solid" w:color="FFFFFF" w:fill="auto"/>
             <w:tcMar>
               <w:top w:w="60" w:type="dxa"/>
@@ -613,7 +663,7 @@
         </w:tc>
         <w:tc>
           <w:tcPr>
-            <w:tcW w:w="1000" w:type="pct"/>
+            <w:tcW w:w="825" w:type="pct"/>
             <w:shd w:val="solid" w:color="FFFFFF" w:fill="auto"/>
             <w:tcMar>
               <w:top w:w="60" w:type="dxa"/>
@@ -684,15 +734,9 @@
         </w:tc>
       </w:tr>
       <w:tr>
-        <w:tblPrEx>
-          <w:tblCellMar>
-            <w:top w:w="0" w:type="dxa"/>
-            <w:bottom w:w="0" w:type="dxa"/>
-          </w:tblCellMar>
-        </w:tblPrEx>
-        <w:tc>
-          <w:tcPr>
-            <w:tcW w:w="750" w:type="pct"/>
+        <w:tc>
+          <w:tcPr>
+            <w:tcW w:w="925" w:type="pct"/>
             <w:shd w:val="solid" w:color="F2F2F2" w:fill="auto"/>
             <w:tcMar>
               <w:top w:w="60" w:type="dxa"/>
@@ -715,7 +759,7 @@
         </w:tc>
         <w:tc>
           <w:tcPr>
-            <w:tcW w:w="1000" w:type="pct"/>
+            <w:tcW w:w="825" w:type="pct"/>
             <w:shd w:val="solid" w:color="F2F2F2" w:fill="auto"/>
             <w:tcMar>
               <w:top w:w="60" w:type="dxa"/>
@@ -786,15 +830,9 @@
         </w:tc>
       </w:tr>
       <w:tr>
-        <w:tblPrEx>
-          <w:tblCellMar>
-            <w:top w:w="0" w:type="dxa"/>
-            <w:bottom w:w="0" w:type="dxa"/>
-          </w:tblCellMar>
-        </w:tblPrEx>
-        <w:tc>
-          <w:tcPr>
-            <w:tcW w:w="750" w:type="pct"/>
+        <w:tc>
+          <w:tcPr>
+            <w:tcW w:w="925" w:type="pct"/>
             <w:shd w:val="solid" w:color="FFFFFF" w:fill="auto"/>
             <w:tcMar>
               <w:top w:w="60" w:type="dxa"/>
@@ -815,7 +853,7 @@
         </w:tc>
         <w:tc>
           <w:tcPr>
-            <w:tcW w:w="1000" w:type="pct"/>
+            <w:tcW w:w="825" w:type="pct"/>
             <w:shd w:val="solid" w:color="FFFFFF" w:fill="auto"/>
             <w:tcMar>
               <w:top w:w="60" w:type="dxa"/>
@@ -886,15 +924,111 @@
         </w:tc>
       </w:tr>
       <w:tr>
-        <w:tblPrEx>
-          <w:tblCellMar>
-            <w:top w:w="0" w:type="dxa"/>
-            <w:bottom w:w="0" w:type="dxa"/>
-          </w:tblCellMar>
-        </w:tblPrEx>
-        <w:tc>
-          <w:tcPr>
-            <w:tcW w:w="750" w:type="pct"/>
+        <w:tc>
+          <w:tcPr>
+            <w:tcW w:w="925" w:type="pct"/>
+            <w:shd w:val="solid" w:color="FFFFFF" w:fill="auto"/>
+            <w:tcMar>
+              <w:top w:w="60" w:type="dxa"/>
+              <w:left w:w="100" w:type="dxa"/>
+              <w:bottom w:w="60" w:type="dxa"/>
+              <w:right w:w="100" w:type="dxa"/>
+            </w:tcMar>
+          </w:tcPr>
+          <w:p>
+            <w:pPr>
+              <w:rPr>
+                <w:sz w:val="18"/>
+                <w:szCs w:val="18"/>
+              </w:rPr>
+            </w:pPr>
+            <w:r>
+              <w:rPr>
+                <w:sz w:val="18"/>
+                <w:szCs w:val="18"/>
+              </w:rPr>
+              <w:t>pre-prod-deploy</w:t>
+            </w:r>
+          </w:p>
+        </w:tc>
+        <w:tc>
+          <w:tcPr>
+            <w:tcW w:w="825" w:type="pct"/>
+            <w:shd w:val="solid" w:color="FFFFFF" w:fill="auto"/>
+            <w:tcMar>
+              <w:top w:w="60" w:type="dxa"/>
+              <w:left w:w="100" w:type="dxa"/>
+              <w:bottom w:w="60" w:type="dxa"/>
+              <w:right w:w="100" w:type="dxa"/>
+            </w:tcMar>
+          </w:tcPr>
+          <w:p>
+            <w:pPr>
+              <w:rPr>
+                <w:sz w:val="18"/>
+                <w:szCs w:val="18"/>
+              </w:rPr>
+            </w:pPr>
+            <w:proofErr w:type="spellStart"/>
+            <w:r>
+              <w:rPr>
+                <w:sz w:val="18"/>
+                <w:szCs w:val="18"/>
+              </w:rPr>
+              <w:t>sfprod</w:t>
+            </w:r>
+            <w:proofErr w:type="spellEnd"/>
+          </w:p>
+        </w:tc>
+        <w:tc>
+          <w:tcPr>
+            <w:tcW w:w="1250" w:type="pct"/>
+            <w:shd w:val="solid" w:color="FFFFFF" w:fill="auto"/>
+            <w:tcMar>
+              <w:top w:w="60" w:type="dxa"/>
+              <w:left w:w="100" w:type="dxa"/>
+              <w:bottom w:w="60" w:type="dxa"/>
+              <w:right w:w="100" w:type="dxa"/>
+            </w:tcMar>
+          </w:tcPr>
+          <w:p>
+            <w:r>
+              <w:t>No</w:t>
+            </w:r>
+          </w:p>
+        </w:tc>
+        <w:tc>
+          <w:tcPr>
+            <w:tcW w:w="2000" w:type="pct"/>
+            <w:shd w:val="solid" w:color="FFFFFF" w:fill="auto"/>
+            <w:tcMar>
+              <w:top w:w="60" w:type="dxa"/>
+              <w:left w:w="100" w:type="dxa"/>
+              <w:bottom w:w="60" w:type="dxa"/>
+              <w:right w:w="100" w:type="dxa"/>
+            </w:tcMar>
+          </w:tcPr>
+          <w:p>
+            <w:pPr>
+              <w:rPr>
+                <w:sz w:val="18"/>
+                <w:szCs w:val="18"/>
+              </w:rPr>
+            </w:pPr>
+            <w:r>
+              <w:rPr>
+                <w:sz w:val="18"/>
+                <w:szCs w:val="18"/>
+              </w:rPr>
+              <w:t>Production validation only</w:t>
+            </w:r>
+          </w:p>
+        </w:tc>
+      </w:tr>
+      <w:tr>
+        <w:tc>
+          <w:tcPr>
+            <w:tcW w:w="925" w:type="pct"/>
             <w:shd w:val="solid" w:color="F2F2F2" w:fill="auto"/>
             <w:tcMar>
               <w:top w:w="60" w:type="dxa"/>
@@ -915,7 +1049,7 @@
         </w:tc>
         <w:tc>
           <w:tcPr>
-            <w:tcW w:w="1000" w:type="pct"/>
+            <w:tcW w:w="825" w:type="pct"/>
             <w:shd w:val="solid" w:color="F2F2F2" w:fill="auto"/>
             <w:tcMar>
               <w:top w:w="60" w:type="dxa"/>
@@ -1014,17 +1148,7 @@
           <w:sz w:val="26"/>
           <w:szCs w:val="26"/>
         </w:rPr>
-        <w:t>3.1 Protected</w:t>
-      </w:r>
-      <w:r>
-        <w:rPr>
-          <w:b/>
-          <w:bCs/>
-          <w:color w:val="2E75B6"/>
-          <w:sz w:val="26"/>
-          <w:szCs w:val="26"/>
-        </w:rPr>
-        <w:t xml:space="preserve"> Branches</w:t>
+        <w:t>3.1 Protected Branches</w:t>
       </w:r>
     </w:p>
     <w:p>
@@ -1032,7 +1156,15 @@
         <w:spacing w:after="100"/>
       </w:pPr>
       <w:r>
-        <w:t>The following branches are permanent and represent live environments. Direct commits must never be made to them all changes must arrive via Pull Request:</w:t>
+        <w:t xml:space="preserve">The following branches are permanent and represent live environments. Direct </w:t>
+      </w:r>
+      <w:proofErr w:type="gramStart"/>
+      <w:r>
+        <w:t>commits</w:t>
+      </w:r>
+      <w:proofErr w:type="gramEnd"/>
+      <w:r>
+        <w:t xml:space="preserve"> must never be made to them all changes must arrive via Pull Request:</w:t>
       </w:r>
     </w:p>
     <w:p>
@@ -1171,17 +1303,7 @@
           <w:szCs w:val="26"/>
         </w:rPr>
         <w:lastRenderedPageBreak/>
-        <w:t>3.2 Working</w:t>
-      </w:r>
-      <w:r>
-        <w:rPr>
-          <w:b/>
-          <w:bCs/>
-          <w:color w:val="2E75B6"/>
-          <w:sz w:val="26"/>
-          <w:szCs w:val="26"/>
-        </w:rPr>
-        <w:t xml:space="preserve"> Branch Naming</w:t>
+        <w:t>3.2 Working Branch Naming</w:t>
       </w:r>
     </w:p>
     <w:p>
@@ -1220,12 +1342,6 @@
         <w:gridCol w:w="3491"/>
       </w:tblGrid>
       <w:tr>
-        <w:tblPrEx>
-          <w:tblCellMar>
-            <w:top w:w="0" w:type="dxa"/>
-            <w:bottom w:w="0" w:type="dxa"/>
-          </w:tblCellMar>
-        </w:tblPrEx>
         <w:trPr>
           <w:tblHeader/>
         </w:trPr>
@@ -1303,12 +1419,6 @@
         </w:tc>
       </w:tr>
       <w:tr>
-        <w:tblPrEx>
-          <w:tblCellMar>
-            <w:top w:w="0" w:type="dxa"/>
-            <w:bottom w:w="0" w:type="dxa"/>
-          </w:tblCellMar>
-        </w:tblPrEx>
         <w:tc>
           <w:tcPr>
             <w:tcW w:w="900" w:type="pct"/>
@@ -1374,12 +1484,6 @@
         </w:tc>
       </w:tr>
       <w:tr>
-        <w:tblPrEx>
-          <w:tblCellMar>
-            <w:top w:w="0" w:type="dxa"/>
-            <w:bottom w:w="0" w:type="dxa"/>
-          </w:tblCellMar>
-        </w:tblPrEx>
         <w:tc>
           <w:tcPr>
             <w:tcW w:w="900" w:type="pct"/>
@@ -1454,12 +1558,6 @@
         </w:tc>
       </w:tr>
       <w:tr>
-        <w:tblPrEx>
-          <w:tblCellMar>
-            <w:top w:w="0" w:type="dxa"/>
-            <w:bottom w:w="0" w:type="dxa"/>
-          </w:tblCellMar>
-        </w:tblPrEx>
         <w:tc>
           <w:tcPr>
             <w:tcW w:w="900" w:type="pct"/>
@@ -1525,12 +1623,6 @@
         </w:tc>
       </w:tr>
       <w:tr>
-        <w:tblPrEx>
-          <w:tblCellMar>
-            <w:top w:w="0" w:type="dxa"/>
-            <w:bottom w:w="0" w:type="dxa"/>
-          </w:tblCellMar>
-        </w:tblPrEx>
         <w:tc>
           <w:tcPr>
             <w:tcW w:w="900" w:type="pct"/>
@@ -1596,12 +1688,6 @@
         </w:tc>
       </w:tr>
       <w:tr>
-        <w:tblPrEx>
-          <w:tblCellMar>
-            <w:top w:w="0" w:type="dxa"/>
-            <w:bottom w:w="0" w:type="dxa"/>
-          </w:tblCellMar>
-        </w:tblPrEx>
         <w:tc>
           <w:tcPr>
             <w:tcW w:w="900" w:type="pct"/>
@@ -1683,12 +1769,6 @@
         </w:tc>
       </w:tr>
       <w:tr>
-        <w:tblPrEx>
-          <w:tblCellMar>
-            <w:top w:w="0" w:type="dxa"/>
-            <w:bottom w:w="0" w:type="dxa"/>
-          </w:tblCellMar>
-        </w:tblPrEx>
         <w:tc>
           <w:tcPr>
             <w:tcW w:w="900" w:type="pct"/>
@@ -1771,17 +1851,7 @@
           <w:sz w:val="26"/>
           <w:szCs w:val="26"/>
         </w:rPr>
-        <w:t>3.3 Branch</w:t>
-      </w:r>
-      <w:r>
-        <w:rPr>
-          <w:b/>
-          <w:bCs/>
-          <w:color w:val="2E75B6"/>
-          <w:sz w:val="26"/>
-          <w:szCs w:val="26"/>
-        </w:rPr>
-        <w:t xml:space="preserve"> Lifecycle</w:t>
+        <w:t>3.3 Branch Lifecycle</w:t>
       </w:r>
     </w:p>
     <w:p>
@@ -1818,12 +1888,6 @@
         <w:gridCol w:w="8736"/>
       </w:tblGrid>
       <w:tr>
-        <w:tblPrEx>
-          <w:tblCellMar>
-            <w:top w:w="0" w:type="dxa"/>
-            <w:bottom w:w="0" w:type="dxa"/>
-          </w:tblCellMar>
-        </w:tblPrEx>
         <w:tc>
           <w:tcPr>
             <w:tcW w:w="0" w:type="auto"/>
@@ -1975,6 +2039,14 @@
             </w:r>
           </w:p>
           <w:p>
+            <w:pPr>
+              <w:rPr>
+                <w:rFonts w:ascii="Courier New" w:eastAsia="Courier New" w:hAnsi="Courier New" w:cs="Courier New"/>
+                <w:color w:val="2C3E50"/>
+                <w:sz w:val="17"/>
+                <w:szCs w:val="17"/>
+              </w:rPr>
+            </w:pPr>
             <w:r>
               <w:rPr>
                 <w:rFonts w:ascii="Courier New" w:eastAsia="Courier New" w:hAnsi="Courier New" w:cs="Courier New"/>
@@ -2007,24 +2079,143 @@
           </w:p>
           <w:p>
             <w:r>
-              <w:rPr>
-                <w:rFonts w:ascii="Courier New" w:eastAsia="Courier New" w:hAnsi="Courier New" w:cs="Courier New"/>
-                <w:color w:val="2C3E50"/>
-                <w:sz w:val="17"/>
-                <w:szCs w:val="17"/>
-              </w:rPr>
-              <w:t xml:space="preserve">                          └── Pull Request → main  ← requires approval</w:t>
-            </w:r>
-          </w:p>
-          <w:p>
-            <w:r>
-              <w:rPr>
-                <w:rFonts w:ascii="Courier New" w:eastAsia="Courier New" w:hAnsi="Courier New" w:cs="Courier New"/>
-                <w:color w:val="2C3E50"/>
-                <w:sz w:val="17"/>
-                <w:szCs w:val="17"/>
-              </w:rPr>
-              <w:t xml:space="preserve">                                └── [pipeline deploys to </w:t>
+              <w:t xml:space="preserve">                                                           </w:t>
+            </w:r>
+            <w:r>
+              <w:rPr>
+                <w:rFonts w:ascii="Courier New" w:eastAsia="Courier New" w:hAnsi="Courier New" w:cs="Courier New"/>
+                <w:color w:val="2C3E50"/>
+                <w:sz w:val="17"/>
+                <w:szCs w:val="17"/>
+              </w:rPr>
+              <w:t xml:space="preserve">└── Pull Request → </w:t>
+            </w:r>
+            <w:r>
+              <w:rPr>
+                <w:rFonts w:ascii="Courier New" w:eastAsia="Courier New" w:hAnsi="Courier New" w:cs="Courier New"/>
+                <w:color w:val="2C3E50"/>
+                <w:sz w:val="17"/>
+                <w:szCs w:val="17"/>
+              </w:rPr>
+              <w:t>pre-prod-deploy</w:t>
+            </w:r>
+          </w:p>
+          <w:p>
+            <w:pPr>
+              <w:rPr>
+                <w:rFonts w:ascii="Courier New" w:eastAsia="Courier New" w:hAnsi="Courier New" w:cs="Courier New"/>
+                <w:color w:val="2C3E50"/>
+                <w:sz w:val="17"/>
+                <w:szCs w:val="17"/>
+              </w:rPr>
+            </w:pPr>
+            <w:r>
+              <w:t xml:space="preserve">                                                                        </w:t>
+            </w:r>
+            <w:r>
+              <w:rPr>
+                <w:rFonts w:ascii="Courier New" w:eastAsia="Courier New" w:hAnsi="Courier New" w:cs="Courier New"/>
+                <w:color w:val="2C3E50"/>
+                <w:sz w:val="17"/>
+                <w:szCs w:val="17"/>
+              </w:rPr>
+              <w:t xml:space="preserve">└── [pipeline </w:t>
+            </w:r>
+            <w:r>
+              <w:rPr>
+                <w:rFonts w:ascii="Courier New" w:eastAsia="Courier New" w:hAnsi="Courier New" w:cs="Courier New"/>
+                <w:color w:val="2C3E50"/>
+                <w:sz w:val="17"/>
+                <w:szCs w:val="17"/>
+              </w:rPr>
+              <w:t>validates</w:t>
+            </w:r>
+            <w:r>
+              <w:rPr>
+                <w:rFonts w:ascii="Courier New" w:eastAsia="Courier New" w:hAnsi="Courier New" w:cs="Courier New"/>
+                <w:color w:val="2C3E50"/>
+                <w:sz w:val="17"/>
+                <w:szCs w:val="17"/>
+              </w:rPr>
+              <w:t xml:space="preserve"> to sfprod]</w:t>
+            </w:r>
+          </w:p>
+          <w:p>
+            <w:r>
+              <w:rPr>
+                <w:rFonts w:ascii="Courier New" w:eastAsia="Courier New" w:hAnsi="Courier New" w:cs="Courier New"/>
+                <w:color w:val="2C3E50"/>
+                <w:sz w:val="17"/>
+                <w:szCs w:val="17"/>
+              </w:rPr>
+              <w:t xml:space="preserve">                          </w:t>
+            </w:r>
+            <w:r>
+              <w:rPr>
+                <w:rFonts w:ascii="Courier New" w:eastAsia="Courier New" w:hAnsi="Courier New" w:cs="Courier New"/>
+                <w:color w:val="2C3E50"/>
+                <w:sz w:val="17"/>
+                <w:szCs w:val="17"/>
+              </w:rPr>
+              <w:t xml:space="preserve">      </w:t>
+            </w:r>
+            <w:r>
+              <w:rPr>
+                <w:rFonts w:ascii="Courier New" w:eastAsia="Courier New" w:hAnsi="Courier New" w:cs="Courier New"/>
+                <w:color w:val="2C3E50"/>
+                <w:sz w:val="17"/>
+                <w:szCs w:val="17"/>
+              </w:rPr>
+              <w:t xml:space="preserve">└── Pull Request → </w:t>
+            </w:r>
+            <w:proofErr w:type="gramStart"/>
+            <w:r>
+              <w:rPr>
+                <w:rFonts w:ascii="Courier New" w:eastAsia="Courier New" w:hAnsi="Courier New" w:cs="Courier New"/>
+                <w:color w:val="2C3E50"/>
+                <w:sz w:val="17"/>
+                <w:szCs w:val="17"/>
+              </w:rPr>
+              <w:t>main  ←</w:t>
+            </w:r>
+            <w:proofErr w:type="gramEnd"/>
+            <w:r>
+              <w:rPr>
+                <w:rFonts w:ascii="Courier New" w:eastAsia="Courier New" w:hAnsi="Courier New" w:cs="Courier New"/>
+                <w:color w:val="2C3E50"/>
+                <w:sz w:val="17"/>
+                <w:szCs w:val="17"/>
+              </w:rPr>
+              <w:t xml:space="preserve"> requires approval</w:t>
+            </w:r>
+          </w:p>
+          <w:p>
+            <w:r>
+              <w:rPr>
+                <w:rFonts w:ascii="Courier New" w:eastAsia="Courier New" w:hAnsi="Courier New" w:cs="Courier New"/>
+                <w:color w:val="2C3E50"/>
+                <w:sz w:val="17"/>
+                <w:szCs w:val="17"/>
+              </w:rPr>
+              <w:t xml:space="preserve">                                </w:t>
+            </w:r>
+            <w:r>
+              <w:rPr>
+                <w:rFonts w:ascii="Courier New" w:eastAsia="Courier New" w:hAnsi="Courier New" w:cs="Courier New"/>
+                <w:color w:val="2C3E50"/>
+                <w:sz w:val="17"/>
+                <w:szCs w:val="17"/>
+              </w:rPr>
+              <w:t xml:space="preserve">      </w:t>
+            </w:r>
+            <w:r>
+              <w:rPr>
+                <w:rFonts w:ascii="Courier New" w:eastAsia="Courier New" w:hAnsi="Courier New" w:cs="Courier New"/>
+                <w:color w:val="2C3E50"/>
+                <w:sz w:val="17"/>
+                <w:szCs w:val="17"/>
+              </w:rPr>
+              <w:t xml:space="preserve">└── [pipeline deploys to </w:t>
             </w:r>
             <w:proofErr w:type="spellStart"/>
             <w:r>
@@ -2073,12 +2264,6 @@
         <w:gridCol w:w="8723"/>
       </w:tblGrid>
       <w:tr>
-        <w:tblPrEx>
-          <w:tblCellMar>
-            <w:top w:w="0" w:type="dxa"/>
-            <w:bottom w:w="0" w:type="dxa"/>
-          </w:tblCellMar>
-        </w:tblPrEx>
         <w:tc>
           <w:tcPr>
             <w:tcW w:w="0" w:type="auto"/>
@@ -2103,12 +2288,6 @@
         </w:tc>
       </w:tr>
       <w:tr>
-        <w:tblPrEx>
-          <w:tblCellMar>
-            <w:top w:w="0" w:type="dxa"/>
-            <w:bottom w:w="0" w:type="dxa"/>
-          </w:tblCellMar>
-        </w:tblPrEx>
         <w:tc>
           <w:tcPr>
             <w:tcW w:w="0" w:type="auto"/>
@@ -2140,7 +2319,23 @@
                 <w:sz w:val="19"/>
                 <w:szCs w:val="19"/>
               </w:rPr>
-              <w:t xml:space="preserve"> this with direct pushes removes all of those safeguards.</w:t>
+              <w:t xml:space="preserve"> this with direct pushes removes </w:t>
+            </w:r>
+            <w:proofErr w:type="gramStart"/>
+            <w:r>
+              <w:rPr>
+                <w:sz w:val="19"/>
+                <w:szCs w:val="19"/>
+              </w:rPr>
+              <w:t>all of</w:t>
+            </w:r>
+            <w:proofErr w:type="gramEnd"/>
+            <w:r>
+              <w:rPr>
+                <w:sz w:val="19"/>
+                <w:szCs w:val="19"/>
+              </w:rPr>
+              <w:t xml:space="preserve"> those safeguards.</w:t>
             </w:r>
           </w:p>
         </w:tc>
@@ -2179,7 +2374,15 @@
         <w:spacing w:after="100"/>
       </w:pPr>
       <w:r>
-        <w:t>Each environment workflow follows the same two-job pattern. Both jobs must pass in order the deploy job will not run if the build-and-validate job fails.</w:t>
+        <w:t xml:space="preserve">Each environment workflow follows the same two-job pattern. Both jobs must pass in </w:t>
+      </w:r>
+      <w:proofErr w:type="gramStart"/>
+      <w:r>
+        <w:t>order</w:t>
+      </w:r>
+      <w:proofErr w:type="gramEnd"/>
+      <w:r>
+        <w:t xml:space="preserve"> the deploy job will not run if the build-and-validate job fails.</w:t>
       </w:r>
     </w:p>
     <w:p>
@@ -2199,17 +2402,7 @@
           <w:sz w:val="26"/>
           <w:szCs w:val="26"/>
         </w:rPr>
-        <w:t>4.1 Job</w:t>
-      </w:r>
-      <w:r>
-        <w:rPr>
-          <w:b/>
-          <w:bCs/>
-          <w:color w:val="2E75B6"/>
-          <w:sz w:val="26"/>
-          <w:szCs w:val="26"/>
-        </w:rPr>
-        <w:t xml:space="preserve"> 1 — Build &amp; Validate</w:t>
+        <w:t>4.1 Job 1 — Build &amp; Validate</w:t>
       </w:r>
     </w:p>
     <w:tbl>
@@ -2235,12 +2428,6 @@
         <w:gridCol w:w="4364"/>
       </w:tblGrid>
       <w:tr>
-        <w:tblPrEx>
-          <w:tblCellMar>
-            <w:top w:w="0" w:type="dxa"/>
-            <w:bottom w:w="0" w:type="dxa"/>
-          </w:tblCellMar>
-        </w:tblPrEx>
         <w:trPr>
           <w:tblHeader/>
         </w:trPr>
@@ -2318,12 +2505,6 @@
         </w:tc>
       </w:tr>
       <w:tr>
-        <w:tblPrEx>
-          <w:tblCellMar>
-            <w:top w:w="0" w:type="dxa"/>
-            <w:bottom w:w="0" w:type="dxa"/>
-          </w:tblCellMar>
-        </w:tblPrEx>
         <w:tc>
           <w:tcPr>
             <w:tcW w:w="400" w:type="pct"/>
@@ -2405,12 +2586,6 @@
         </w:tc>
       </w:tr>
       <w:tr>
-        <w:tblPrEx>
-          <w:tblCellMar>
-            <w:top w:w="0" w:type="dxa"/>
-            <w:bottom w:w="0" w:type="dxa"/>
-          </w:tblCellMar>
-        </w:tblPrEx>
         <w:tc>
           <w:tcPr>
             <w:tcW w:w="400" w:type="pct"/>
@@ -2476,12 +2651,6 @@
         </w:tc>
       </w:tr>
       <w:tr>
-        <w:tblPrEx>
-          <w:tblCellMar>
-            <w:top w:w="0" w:type="dxa"/>
-            <w:bottom w:w="0" w:type="dxa"/>
-          </w:tblCellMar>
-        </w:tblPrEx>
         <w:tc>
           <w:tcPr>
             <w:tcW w:w="400" w:type="pct"/>
@@ -2556,12 +2725,6 @@
         </w:tc>
       </w:tr>
       <w:tr>
-        <w:tblPrEx>
-          <w:tblCellMar>
-            <w:top w:w="0" w:type="dxa"/>
-            <w:bottom w:w="0" w:type="dxa"/>
-          </w:tblCellMar>
-        </w:tblPrEx>
         <w:tc>
           <w:tcPr>
             <w:tcW w:w="400" w:type="pct"/>
@@ -2627,12 +2790,6 @@
         </w:tc>
       </w:tr>
       <w:tr>
-        <w:tblPrEx>
-          <w:tblCellMar>
-            <w:top w:w="0" w:type="dxa"/>
-            <w:bottom w:w="0" w:type="dxa"/>
-          </w:tblCellMar>
-        </w:tblPrEx>
         <w:tc>
           <w:tcPr>
             <w:tcW w:w="400" w:type="pct"/>
@@ -2692,25 +2849,12 @@
                 <w:sz w:val="18"/>
                 <w:szCs w:val="18"/>
               </w:rPr>
-              <w:t>Dry run</w:t>
-            </w:r>
-            <w:r>
-              <w:rPr>
-                <w:sz w:val="18"/>
-                <w:szCs w:val="18"/>
-              </w:rPr>
-              <w:t xml:space="preserve"> with tests matching changed code</w:t>
+              <w:t>Dry run with tests matching changed code</w:t>
             </w:r>
           </w:p>
         </w:tc>
       </w:tr>
       <w:tr>
-        <w:tblPrEx>
-          <w:tblCellMar>
-            <w:top w:w="0" w:type="dxa"/>
-            <w:bottom w:w="0" w:type="dxa"/>
-          </w:tblCellMar>
-        </w:tblPrEx>
         <w:tc>
           <w:tcPr>
             <w:tcW w:w="400" w:type="pct"/>
@@ -2815,12 +2959,6 @@
         <w:gridCol w:w="8723"/>
       </w:tblGrid>
       <w:tr>
-        <w:tblPrEx>
-          <w:tblCellMar>
-            <w:top w:w="0" w:type="dxa"/>
-            <w:bottom w:w="0" w:type="dxa"/>
-          </w:tblCellMar>
-        </w:tblPrEx>
         <w:tc>
           <w:tcPr>
             <w:tcW w:w="0" w:type="auto"/>
@@ -2845,12 +2983,6 @@
         </w:tc>
       </w:tr>
       <w:tr>
-        <w:tblPrEx>
-          <w:tblCellMar>
-            <w:top w:w="0" w:type="dxa"/>
-            <w:bottom w:w="0" w:type="dxa"/>
-          </w:tblCellMar>
-        </w:tblPrEx>
         <w:tc>
           <w:tcPr>
             <w:tcW w:w="0" w:type="auto"/>
@@ -2891,17 +3023,7 @@
           <w:sz w:val="26"/>
           <w:szCs w:val="26"/>
         </w:rPr>
-        <w:t>4.2 Job</w:t>
-      </w:r>
-      <w:r>
-        <w:rPr>
-          <w:b/>
-          <w:bCs/>
-          <w:color w:val="2E75B6"/>
-          <w:sz w:val="26"/>
-          <w:szCs w:val="26"/>
-        </w:rPr>
-        <w:t xml:space="preserve"> 2 — Deploy</w:t>
+        <w:t>4.2 Job 2 — Deploy</w:t>
       </w:r>
     </w:p>
     <w:tbl>
@@ -2927,12 +3049,6 @@
         <w:gridCol w:w="4364"/>
       </w:tblGrid>
       <w:tr>
-        <w:tblPrEx>
-          <w:tblCellMar>
-            <w:top w:w="0" w:type="dxa"/>
-            <w:bottom w:w="0" w:type="dxa"/>
-          </w:tblCellMar>
-        </w:tblPrEx>
         <w:trPr>
           <w:tblHeader/>
         </w:trPr>
@@ -3010,12 +3126,6 @@
         </w:tc>
       </w:tr>
       <w:tr>
-        <w:tblPrEx>
-          <w:tblCellMar>
-            <w:top w:w="0" w:type="dxa"/>
-            <w:bottom w:w="0" w:type="dxa"/>
-          </w:tblCellMar>
-        </w:tblPrEx>
         <w:tc>
           <w:tcPr>
             <w:tcW w:w="400" w:type="pct"/>
@@ -3075,7 +3185,15 @@
                 <w:sz w:val="18"/>
                 <w:szCs w:val="18"/>
               </w:rPr>
-              <w:t>Runs .apex files from .</w:t>
+              <w:t xml:space="preserve">Runs .apex files </w:t>
+            </w:r>
+            <w:proofErr w:type="gramStart"/>
+            <w:r>
+              <w:rPr>
+                <w:sz w:val="18"/>
+                <w:szCs w:val="18"/>
+              </w:rPr>
+              <w:t>from .</w:t>
             </w:r>
             <w:proofErr w:type="spellStart"/>
             <w:r>
@@ -3086,6 +3204,7 @@
               <w:t>github</w:t>
             </w:r>
             <w:proofErr w:type="spellEnd"/>
+            <w:proofErr w:type="gramEnd"/>
             <w:r>
               <w:rPr>
                 <w:sz w:val="18"/>
@@ -3097,12 +3216,6 @@
         </w:tc>
       </w:tr>
       <w:tr>
-        <w:tblPrEx>
-          <w:tblCellMar>
-            <w:top w:w="0" w:type="dxa"/>
-            <w:bottom w:w="0" w:type="dxa"/>
-          </w:tblCellMar>
-        </w:tblPrEx>
         <w:tc>
           <w:tcPr>
             <w:tcW w:w="400" w:type="pct"/>
@@ -3177,12 +3290,6 @@
         </w:tc>
       </w:tr>
       <w:tr>
-        <w:tblPrEx>
-          <w:tblCellMar>
-            <w:top w:w="0" w:type="dxa"/>
-            <w:bottom w:w="0" w:type="dxa"/>
-          </w:tblCellMar>
-        </w:tblPrEx>
         <w:tc>
           <w:tcPr>
             <w:tcW w:w="400" w:type="pct"/>
@@ -3242,7 +3349,15 @@
                 <w:sz w:val="18"/>
                 <w:szCs w:val="18"/>
               </w:rPr>
-              <w:t>Runs .apex files from .</w:t>
+              <w:t xml:space="preserve">Runs .apex files </w:t>
+            </w:r>
+            <w:proofErr w:type="gramStart"/>
+            <w:r>
+              <w:rPr>
+                <w:sz w:val="18"/>
+                <w:szCs w:val="18"/>
+              </w:rPr>
+              <w:t>from .</w:t>
             </w:r>
             <w:proofErr w:type="spellStart"/>
             <w:r>
@@ -3253,6 +3368,7 @@
               <w:t>github</w:t>
             </w:r>
             <w:proofErr w:type="spellEnd"/>
+            <w:proofErr w:type="gramEnd"/>
             <w:r>
               <w:rPr>
                 <w:sz w:val="18"/>
@@ -3281,17 +3397,7 @@
           <w:sz w:val="26"/>
           <w:szCs w:val="26"/>
         </w:rPr>
-        <w:t>4.3 Manual</w:t>
-      </w:r>
-      <w:r>
-        <w:rPr>
-          <w:b/>
-          <w:bCs/>
-          <w:color w:val="2E75B6"/>
-          <w:sz w:val="26"/>
-          <w:szCs w:val="26"/>
-        </w:rPr>
-        <w:t xml:space="preserve"> Trigger</w:t>
+        <w:t>4.3 Manual Trigger</w:t>
       </w:r>
     </w:p>
     <w:p>
@@ -3330,7 +3436,15 @@
         <w:spacing w:after="100"/>
       </w:pPr>
       <w:r>
-        <w:t>Running test classes in develop before promoting to higher environments is one of the most important disciplines in a Salesforce DevOps pipeline.</w:t>
+        <w:t xml:space="preserve">Running test classes in </w:t>
+      </w:r>
+      <w:proofErr w:type="gramStart"/>
+      <w:r>
+        <w:t>develop</w:t>
+      </w:r>
+      <w:proofErr w:type="gramEnd"/>
+      <w:r>
+        <w:t xml:space="preserve"> before promoting to higher environments is one of the most important disciplines in a Salesforce DevOps pipeline.</w:t>
       </w:r>
     </w:p>
     <w:p>
@@ -3397,17 +3511,7 @@
           <w:szCs w:val="26"/>
         </w:rPr>
         <w:lastRenderedPageBreak/>
-        <w:t>5.1 Catch</w:t>
-      </w:r>
-      <w:r>
-        <w:rPr>
-          <w:b/>
-          <w:bCs/>
-          <w:color w:val="2E75B6"/>
-          <w:sz w:val="26"/>
-          <w:szCs w:val="26"/>
-        </w:rPr>
-        <w:t xml:space="preserve"> Errors at the Lowest Cost</w:t>
+        <w:t>5.1 Catch Errors at the Lowest Cost</w:t>
       </w:r>
     </w:p>
     <w:p>
@@ -3446,12 +3550,6 @@
         <w:gridCol w:w="3928"/>
       </w:tblGrid>
       <w:tr>
-        <w:tblPrEx>
-          <w:tblCellMar>
-            <w:top w:w="0" w:type="dxa"/>
-            <w:bottom w:w="0" w:type="dxa"/>
-          </w:tblCellMar>
-        </w:tblPrEx>
         <w:trPr>
           <w:tblHeader/>
         </w:trPr>
@@ -3529,12 +3627,6 @@
         </w:tc>
       </w:tr>
       <w:tr>
-        <w:tblPrEx>
-          <w:tblCellMar>
-            <w:top w:w="0" w:type="dxa"/>
-            <w:bottom w:w="0" w:type="dxa"/>
-          </w:tblCellMar>
-        </w:tblPrEx>
         <w:tc>
           <w:tcPr>
             <w:tcW w:w="1000" w:type="pct"/>
@@ -3600,12 +3692,6 @@
         </w:tc>
       </w:tr>
       <w:tr>
-        <w:tblPrEx>
-          <w:tblCellMar>
-            <w:top w:w="0" w:type="dxa"/>
-            <w:bottom w:w="0" w:type="dxa"/>
-          </w:tblCellMar>
-        </w:tblPrEx>
         <w:tc>
           <w:tcPr>
             <w:tcW w:w="1000" w:type="pct"/>
@@ -3673,12 +3759,6 @@
         </w:tc>
       </w:tr>
       <w:tr>
-        <w:tblPrEx>
-          <w:tblCellMar>
-            <w:top w:w="0" w:type="dxa"/>
-            <w:bottom w:w="0" w:type="dxa"/>
-          </w:tblCellMar>
-        </w:tblPrEx>
         <w:tc>
           <w:tcPr>
             <w:tcW w:w="1000" w:type="pct"/>
@@ -3758,12 +3838,6 @@
         </w:tc>
       </w:tr>
       <w:tr>
-        <w:tblPrEx>
-          <w:tblCellMar>
-            <w:top w:w="0" w:type="dxa"/>
-            <w:bottom w:w="0" w:type="dxa"/>
-          </w:tblCellMar>
-        </w:tblPrEx>
         <w:tc>
           <w:tcPr>
             <w:tcW w:w="1000" w:type="pct"/>
@@ -3846,8 +3920,34 @@
           <w:sz w:val="26"/>
           <w:szCs w:val="26"/>
         </w:rPr>
-        <w:t>5.2 Salesforce</w:t>
-      </w:r>
+        <w:t>5.2 Salesforce Requires 75% Code Coverage</w:t>
+      </w:r>
+    </w:p>
+    <w:p>
+      <w:pPr>
+        <w:spacing w:after="100"/>
+      </w:pPr>
+      <w:r>
+        <w:t xml:space="preserve">Salesforce enforces a minimum of 75% Apex code coverage to deploy to production. If coverage drops below that threshold, the production deployment fails even if every other step worked. Running </w:t>
+      </w:r>
+      <w:proofErr w:type="spellStart"/>
+      <w:r>
+        <w:t>RunLocalTests</w:t>
+      </w:r>
+      <w:proofErr w:type="spellEnd"/>
+      <w:r>
+        <w:t xml:space="preserve"> in develop enforces this gate at the earliest stage, so the team is never surprised on release day.</w:t>
+      </w:r>
+    </w:p>
+    <w:p>
+      <w:pPr>
+        <w:spacing w:after="120"/>
+      </w:pPr>
+    </w:p>
+    <w:p>
+      <w:pPr>
+        <w:spacing w:before="280" w:after="80"/>
+      </w:pPr>
       <w:r>
         <w:rPr>
           <w:b/>
@@ -3856,7 +3956,7 @@
           <w:sz w:val="26"/>
           <w:szCs w:val="26"/>
         </w:rPr>
-        <w:t xml:space="preserve"> Requires 75% Code Coverage</w:t>
+        <w:t>5.3 Delta Deployments Can Break Existing Coverage</w:t>
       </w:r>
     </w:p>
     <w:p>
@@ -3864,15 +3964,15 @@
         <w:spacing w:after="100"/>
       </w:pPr>
       <w:r>
-        <w:t xml:space="preserve">Salesforce enforces a minimum of 75% Apex code coverage to deploy to production. If coverage drops below that threshold, the production deployment fails even if every other step worked. Running </w:t>
-      </w:r>
-      <w:proofErr w:type="spellStart"/>
-      <w:r>
-        <w:t>RunLocalTests</w:t>
-      </w:r>
-      <w:proofErr w:type="spellEnd"/>
-      <w:r>
-        <w:t xml:space="preserve"> in develop enforces this gate at the earliest stage, so the team is never surprised on release day.</w:t>
+        <w:t xml:space="preserve">Delta deployments include only changed files. A change to a trigger or a shared utility class can reduce coverage for classes that were not even modified in this release. Running all local tests in </w:t>
+      </w:r>
+      <w:proofErr w:type="gramStart"/>
+      <w:r>
+        <w:t>develop</w:t>
+      </w:r>
+      <w:proofErr w:type="gramEnd"/>
+      <w:r>
+        <w:t xml:space="preserve"> catches these indirect coverage regressions before they compound across environments.</w:t>
       </w:r>
     </w:p>
     <w:p>
@@ -3892,8 +3992,40 @@
           <w:sz w:val="26"/>
           <w:szCs w:val="26"/>
         </w:rPr>
-        <w:t>5.3 Delta</w:t>
-      </w:r>
+        <w:t>5.4 Tests Validate Business Logic, Not Just Syntax</w:t>
+      </w:r>
+    </w:p>
+    <w:p>
+      <w:pPr>
+        <w:spacing w:after="100"/>
+      </w:pPr>
+      <w:r>
+        <w:t xml:space="preserve">Apex tests are not just a formality for Salesforce's governor </w:t>
+      </w:r>
+      <w:r>
+        <w:t>limits;</w:t>
+      </w:r>
+      <w:r>
+        <w:t xml:space="preserve"> they are the executable specification of business logic. A passing test suite in </w:t>
+      </w:r>
+      <w:proofErr w:type="gramStart"/>
+      <w:r>
+        <w:t>develop</w:t>
+      </w:r>
+      <w:proofErr w:type="gramEnd"/>
+      <w:r>
+        <w:t xml:space="preserve"> means the feature behaves as designed. A failing test is the pipeline's way of saying: something you changed broke an existing contract.</w:t>
+      </w:r>
+    </w:p>
+    <w:p>
+      <w:pPr>
+        <w:spacing w:after="120"/>
+      </w:pPr>
+    </w:p>
+    <w:p>
+      <w:pPr>
+        <w:spacing w:before="280" w:after="80"/>
+      </w:pPr>
       <w:r>
         <w:rPr>
           <w:b/>
@@ -3902,26 +4034,9 @@
           <w:sz w:val="26"/>
           <w:szCs w:val="26"/>
         </w:rPr>
-        <w:t xml:space="preserve"> Deployments Can Break Existing Coverage</w:t>
-      </w:r>
-    </w:p>
-    <w:p>
-      <w:pPr>
-        <w:spacing w:after="100"/>
-      </w:pPr>
-      <w:r>
-        <w:t>Delta deployments include only changed files. A change to a trigger or a shared utility class can reduce coverage for classes that were not even modified in this release. Running all local tests in develop catches these indirect coverage regressions before they compound across environments.</w:t>
-      </w:r>
-    </w:p>
-    <w:p>
-      <w:pPr>
-        <w:spacing w:after="120"/>
-      </w:pPr>
-    </w:p>
-    <w:p>
-      <w:pPr>
-        <w:spacing w:before="280" w:after="80"/>
-      </w:pPr>
+        <w:t xml:space="preserve">5.5 This Pipeline Automates It </w:t>
+      </w:r>
+      <w:proofErr w:type="gramStart"/>
       <w:r>
         <w:rPr>
           <w:b/>
@@ -3930,8 +4045,9 @@
           <w:sz w:val="26"/>
           <w:szCs w:val="26"/>
         </w:rPr>
-        <w:t>5.4 Tests</w:t>
-      </w:r>
+        <w:t>For</w:t>
+      </w:r>
+      <w:proofErr w:type="gramEnd"/>
       <w:r>
         <w:rPr>
           <w:b/>
@@ -3940,51 +4056,7 @@
           <w:sz w:val="26"/>
           <w:szCs w:val="26"/>
         </w:rPr>
-        <w:t xml:space="preserve"> Validate Business Logic, Not Just Syntax</w:t>
-      </w:r>
-    </w:p>
-    <w:p>
-      <w:pPr>
-        <w:spacing w:after="100"/>
-      </w:pPr>
-      <w:r>
-        <w:t xml:space="preserve">Apex tests are not just a formality for Salesforce's governor </w:t>
-      </w:r>
-      <w:r>
-        <w:t>limits;</w:t>
-      </w:r>
-      <w:r>
-        <w:t xml:space="preserve"> they are the executable specification of business logic. A passing test suite in develop means the feature behaves as designed. A failing test is the pipeline's way of saying: something you changed broke an existing contract.</w:t>
-      </w:r>
-    </w:p>
-    <w:p>
-      <w:pPr>
-        <w:spacing w:after="120"/>
-      </w:pPr>
-    </w:p>
-    <w:p>
-      <w:pPr>
-        <w:spacing w:before="280" w:after="80"/>
-      </w:pPr>
-      <w:r>
-        <w:rPr>
-          <w:b/>
-          <w:bCs/>
-          <w:color w:val="2E75B6"/>
-          <w:sz w:val="26"/>
-          <w:szCs w:val="26"/>
-        </w:rPr>
-        <w:t>5.5 This</w:t>
-      </w:r>
-      <w:r>
-        <w:rPr>
-          <w:b/>
-          <w:bCs/>
-          <w:color w:val="2E75B6"/>
-          <w:sz w:val="26"/>
-          <w:szCs w:val="26"/>
-        </w:rPr>
-        <w:t xml:space="preserve"> Pipeline Automates It For You</w:t>
+        <w:t xml:space="preserve"> You</w:t>
       </w:r>
     </w:p>
     <w:p>
@@ -4105,8 +4177,9 @@
           <w:sz w:val="26"/>
           <w:szCs w:val="26"/>
         </w:rPr>
-        <w:t>1 Pre</w:t>
-      </w:r>
+        <w:t xml:space="preserve">1 </w:t>
+      </w:r>
+      <w:proofErr w:type="gramStart"/>
       <w:r>
         <w:rPr>
           <w:b/>
@@ -4115,7 +4188,7 @@
           <w:sz w:val="26"/>
           <w:szCs w:val="26"/>
         </w:rPr>
-        <w:t>-</w:t>
+        <w:t>Pre</w:t>
       </w:r>
       <w:r>
         <w:rPr>
@@ -4125,7 +4198,7 @@
           <w:sz w:val="26"/>
           <w:szCs w:val="26"/>
         </w:rPr>
-        <w:t>Deployment (</w:t>
+        <w:t>-</w:t>
       </w:r>
       <w:r>
         <w:rPr>
@@ -4135,9 +4208,9 @@
           <w:sz w:val="26"/>
           <w:szCs w:val="26"/>
         </w:rPr>
-        <w:t>.</w:t>
-      </w:r>
-      <w:proofErr w:type="spellStart"/>
+        <w:t>Deployment</w:t>
+      </w:r>
+      <w:proofErr w:type="gramEnd"/>
       <w:r>
         <w:rPr>
           <w:b/>
@@ -4146,9 +4219,9 @@
           <w:sz w:val="26"/>
           <w:szCs w:val="26"/>
         </w:rPr>
-        <w:t>github</w:t>
-      </w:r>
-      <w:proofErr w:type="spellEnd"/>
+        <w:t xml:space="preserve"> </w:t>
+      </w:r>
+      <w:proofErr w:type="gramStart"/>
       <w:r>
         <w:rPr>
           <w:b/>
@@ -4157,6 +4230,39 @@
           <w:sz w:val="26"/>
           <w:szCs w:val="26"/>
         </w:rPr>
+        <w:t>(</w:t>
+      </w:r>
+      <w:r>
+        <w:rPr>
+          <w:b/>
+          <w:bCs/>
+          <w:color w:val="2E75B6"/>
+          <w:sz w:val="26"/>
+          <w:szCs w:val="26"/>
+        </w:rPr>
+        <w:t>.</w:t>
+      </w:r>
+      <w:proofErr w:type="spellStart"/>
+      <w:r>
+        <w:rPr>
+          <w:b/>
+          <w:bCs/>
+          <w:color w:val="2E75B6"/>
+          <w:sz w:val="26"/>
+          <w:szCs w:val="26"/>
+        </w:rPr>
+        <w:t>github</w:t>
+      </w:r>
+      <w:proofErr w:type="spellEnd"/>
+      <w:proofErr w:type="gramEnd"/>
+      <w:r>
+        <w:rPr>
+          <w:b/>
+          <w:bCs/>
+          <w:color w:val="2E75B6"/>
+          <w:sz w:val="26"/>
+          <w:szCs w:val="26"/>
+        </w:rPr>
         <w:t>/pre-deployment/)</w:t>
       </w:r>
     </w:p>
@@ -4165,7 +4271,15 @@
         <w:spacing w:after="100"/>
       </w:pPr>
       <w:r>
-        <w:t>Scripts here run before the metadata is deployed. Use them to prepare the org:</w:t>
+        <w:t xml:space="preserve">Scripts here run before the metadata is deployed. Use them to prepare the </w:t>
+      </w:r>
+      <w:proofErr w:type="gramStart"/>
+      <w:r>
+        <w:t>org</w:t>
+      </w:r>
+      <w:proofErr w:type="gramEnd"/>
+      <w:r>
+        <w:t>:</w:t>
       </w:r>
     </w:p>
     <w:p>
@@ -4234,8 +4348,9 @@
           <w:sz w:val="26"/>
           <w:szCs w:val="26"/>
         </w:rPr>
-        <w:t>2 Post</w:t>
-      </w:r>
+        <w:t xml:space="preserve">2 </w:t>
+      </w:r>
+      <w:proofErr w:type="gramStart"/>
       <w:r>
         <w:rPr>
           <w:b/>
@@ -4244,7 +4359,7 @@
           <w:sz w:val="26"/>
           <w:szCs w:val="26"/>
         </w:rPr>
-        <w:t>-</w:t>
+        <w:t>Post</w:t>
       </w:r>
       <w:r>
         <w:rPr>
@@ -4254,7 +4369,7 @@
           <w:sz w:val="26"/>
           <w:szCs w:val="26"/>
         </w:rPr>
-        <w:t>Deployment (</w:t>
+        <w:t>-</w:t>
       </w:r>
       <w:r>
         <w:rPr>
@@ -4264,9 +4379,9 @@
           <w:sz w:val="26"/>
           <w:szCs w:val="26"/>
         </w:rPr>
-        <w:t>.</w:t>
-      </w:r>
-      <w:proofErr w:type="spellStart"/>
+        <w:t>Deployment</w:t>
+      </w:r>
+      <w:proofErr w:type="gramEnd"/>
       <w:r>
         <w:rPr>
           <w:b/>
@@ -4275,9 +4390,42 @@
           <w:sz w:val="26"/>
           <w:szCs w:val="26"/>
         </w:rPr>
+        <w:t xml:space="preserve"> </w:t>
+      </w:r>
+      <w:proofErr w:type="gramStart"/>
+      <w:r>
+        <w:rPr>
+          <w:b/>
+          <w:bCs/>
+          <w:color w:val="2E75B6"/>
+          <w:sz w:val="26"/>
+          <w:szCs w:val="26"/>
+        </w:rPr>
+        <w:t>(</w:t>
+      </w:r>
+      <w:r>
+        <w:rPr>
+          <w:b/>
+          <w:bCs/>
+          <w:color w:val="2E75B6"/>
+          <w:sz w:val="26"/>
+          <w:szCs w:val="26"/>
+        </w:rPr>
+        <w:t>.</w:t>
+      </w:r>
+      <w:proofErr w:type="spellStart"/>
+      <w:r>
+        <w:rPr>
+          <w:b/>
+          <w:bCs/>
+          <w:color w:val="2E75B6"/>
+          <w:sz w:val="26"/>
+          <w:szCs w:val="26"/>
+        </w:rPr>
         <w:t>github</w:t>
       </w:r>
       <w:proofErr w:type="spellEnd"/>
+      <w:proofErr w:type="gramEnd"/>
       <w:r>
         <w:rPr>
           <w:b/>
@@ -4353,17 +4501,7 @@
           <w:sz w:val="26"/>
           <w:szCs w:val="26"/>
         </w:rPr>
-        <w:t>6.3 Execution</w:t>
-      </w:r>
-      <w:r>
-        <w:rPr>
-          <w:b/>
-          <w:bCs/>
-          <w:color w:val="2E75B6"/>
-          <w:sz w:val="26"/>
-          <w:szCs w:val="26"/>
-        </w:rPr>
-        <w:t xml:space="preserve"> Order</w:t>
+        <w:t>6.3 Execution Order</w:t>
       </w:r>
     </w:p>
     <w:p>
@@ -4400,12 +4538,6 @@
         <w:gridCol w:w="8736"/>
       </w:tblGrid>
       <w:tr>
-        <w:tblPrEx>
-          <w:tblCellMar>
-            <w:top w:w="0" w:type="dxa"/>
-            <w:bottom w:w="0" w:type="dxa"/>
-          </w:tblCellMar>
-        </w:tblPrEx>
         <w:tc>
           <w:tcPr>
             <w:tcW w:w="0" w:type="auto"/>
@@ -4418,6 +4550,7 @@
             </w:tcMar>
           </w:tcPr>
           <w:p>
+            <w:proofErr w:type="gramStart"/>
             <w:r>
               <w:rPr>
                 <w:rFonts w:ascii="Courier New" w:eastAsia="Courier New" w:hAnsi="Courier New" w:cs="Courier New"/>
@@ -4438,6 +4571,7 @@
               <w:t>github</w:t>
             </w:r>
             <w:proofErr w:type="spellEnd"/>
+            <w:proofErr w:type="gramEnd"/>
             <w:r>
               <w:rPr>
                 <w:rFonts w:ascii="Courier New" w:eastAsia="Courier New" w:hAnsi="Courier New" w:cs="Courier New"/>
@@ -4456,22 +4590,45 @@
                 <w:sz w:val="17"/>
                 <w:szCs w:val="17"/>
               </w:rPr>
-              <w:t xml:space="preserve">  01_disable_account_trigger.apex</w:t>
-            </w:r>
-          </w:p>
-          <w:p>
-            <w:r>
-              <w:rPr>
-                <w:rFonts w:ascii="Courier New" w:eastAsia="Courier New" w:hAnsi="Courier New" w:cs="Courier New"/>
-                <w:color w:val="2C3E50"/>
-                <w:sz w:val="17"/>
-                <w:szCs w:val="17"/>
-              </w:rPr>
-              <w:t xml:space="preserve">  02_disable_opportunity_flow.apex</w:t>
-            </w:r>
+              <w:t xml:space="preserve">  01_disable_account_</w:t>
+            </w:r>
+            <w:proofErr w:type="gramStart"/>
+            <w:r>
+              <w:rPr>
+                <w:rFonts w:ascii="Courier New" w:eastAsia="Courier New" w:hAnsi="Courier New" w:cs="Courier New"/>
+                <w:color w:val="2C3E50"/>
+                <w:sz w:val="17"/>
+                <w:szCs w:val="17"/>
+              </w:rPr>
+              <w:t>trigger.apex</w:t>
+            </w:r>
+            <w:proofErr w:type="gramEnd"/>
+          </w:p>
+          <w:p>
+            <w:r>
+              <w:rPr>
+                <w:rFonts w:ascii="Courier New" w:eastAsia="Courier New" w:hAnsi="Courier New" w:cs="Courier New"/>
+                <w:color w:val="2C3E50"/>
+                <w:sz w:val="17"/>
+                <w:szCs w:val="17"/>
+              </w:rPr>
+              <w:t xml:space="preserve">  02_disable_opportunity_</w:t>
+            </w:r>
+            <w:proofErr w:type="gramStart"/>
+            <w:r>
+              <w:rPr>
+                <w:rFonts w:ascii="Courier New" w:eastAsia="Courier New" w:hAnsi="Courier New" w:cs="Courier New"/>
+                <w:color w:val="2C3E50"/>
+                <w:sz w:val="17"/>
+                <w:szCs w:val="17"/>
+              </w:rPr>
+              <w:t>flow.apex</w:t>
+            </w:r>
+            <w:proofErr w:type="gramEnd"/>
           </w:p>
           <w:p/>
           <w:p>
+            <w:proofErr w:type="gramStart"/>
             <w:r>
               <w:rPr>
                 <w:rFonts w:ascii="Courier New" w:eastAsia="Courier New" w:hAnsi="Courier New" w:cs="Courier New"/>
@@ -4492,6 +4649,7 @@
               <w:t>github</w:t>
             </w:r>
             <w:proofErr w:type="spellEnd"/>
+            <w:proofErr w:type="gramEnd"/>
             <w:r>
               <w:rPr>
                 <w:rFonts w:ascii="Courier New" w:eastAsia="Courier New" w:hAnsi="Courier New" w:cs="Courier New"/>
@@ -4510,30 +4668,63 @@
                 <w:sz w:val="17"/>
                 <w:szCs w:val="17"/>
               </w:rPr>
-              <w:t xml:space="preserve">  01_enable_opportunity_flow.apex</w:t>
-            </w:r>
-          </w:p>
-          <w:p>
-            <w:r>
-              <w:rPr>
-                <w:rFonts w:ascii="Courier New" w:eastAsia="Courier New" w:hAnsi="Courier New" w:cs="Courier New"/>
-                <w:color w:val="2C3E50"/>
-                <w:sz w:val="17"/>
-                <w:szCs w:val="17"/>
-              </w:rPr>
-              <w:t xml:space="preserve">  02_enable_account_trigger.apex</w:t>
-            </w:r>
-          </w:p>
-          <w:p>
-            <w:r>
-              <w:rPr>
-                <w:rFonts w:ascii="Courier New" w:eastAsia="Courier New" w:hAnsi="Courier New" w:cs="Courier New"/>
-                <w:color w:val="2C3E50"/>
-                <w:sz w:val="17"/>
-                <w:szCs w:val="17"/>
-              </w:rPr>
-              <w:t xml:space="preserve">  03_send_deployment_notification.apex</w:t>
-            </w:r>
+              <w:t xml:space="preserve">  01_enable_opportunity_</w:t>
+            </w:r>
+            <w:proofErr w:type="gramStart"/>
+            <w:r>
+              <w:rPr>
+                <w:rFonts w:ascii="Courier New" w:eastAsia="Courier New" w:hAnsi="Courier New" w:cs="Courier New"/>
+                <w:color w:val="2C3E50"/>
+                <w:sz w:val="17"/>
+                <w:szCs w:val="17"/>
+              </w:rPr>
+              <w:t>flow.apex</w:t>
+            </w:r>
+            <w:proofErr w:type="gramEnd"/>
+          </w:p>
+          <w:p>
+            <w:r>
+              <w:rPr>
+                <w:rFonts w:ascii="Courier New" w:eastAsia="Courier New" w:hAnsi="Courier New" w:cs="Courier New"/>
+                <w:color w:val="2C3E50"/>
+                <w:sz w:val="17"/>
+                <w:szCs w:val="17"/>
+              </w:rPr>
+              <w:t xml:space="preserve">  02_enable_account_</w:t>
+            </w:r>
+            <w:proofErr w:type="gramStart"/>
+            <w:r>
+              <w:rPr>
+                <w:rFonts w:ascii="Courier New" w:eastAsia="Courier New" w:hAnsi="Courier New" w:cs="Courier New"/>
+                <w:color w:val="2C3E50"/>
+                <w:sz w:val="17"/>
+                <w:szCs w:val="17"/>
+              </w:rPr>
+              <w:t>trigger.apex</w:t>
+            </w:r>
+            <w:proofErr w:type="gramEnd"/>
+          </w:p>
+          <w:p>
+            <w:r>
+              <w:rPr>
+                <w:rFonts w:ascii="Courier New" w:eastAsia="Courier New" w:hAnsi="Courier New" w:cs="Courier New"/>
+                <w:color w:val="2C3E50"/>
+                <w:sz w:val="17"/>
+                <w:szCs w:val="17"/>
+              </w:rPr>
+              <w:t xml:space="preserve">  03_send_deployment_</w:t>
+            </w:r>
+            <w:proofErr w:type="gramStart"/>
+            <w:r>
+              <w:rPr>
+                <w:rFonts w:ascii="Courier New" w:eastAsia="Courier New" w:hAnsi="Courier New" w:cs="Courier New"/>
+                <w:color w:val="2C3E50"/>
+                <w:sz w:val="17"/>
+                <w:szCs w:val="17"/>
+              </w:rPr>
+              <w:t>notification.apex</w:t>
+            </w:r>
+            <w:proofErr w:type="gramEnd"/>
           </w:p>
         </w:tc>
       </w:tr>
@@ -4609,12 +4800,6 @@
         <w:gridCol w:w="6110"/>
       </w:tblGrid>
       <w:tr>
-        <w:tblPrEx>
-          <w:tblCellMar>
-            <w:top w:w="0" w:type="dxa"/>
-            <w:bottom w:w="0" w:type="dxa"/>
-          </w:tblCellMar>
-        </w:tblPrEx>
         <w:trPr>
           <w:tblHeader/>
         </w:trPr>
@@ -4668,12 +4853,6 @@
         </w:tc>
       </w:tr>
       <w:tr>
-        <w:tblPrEx>
-          <w:tblCellMar>
-            <w:top w:w="0" w:type="dxa"/>
-            <w:bottom w:w="0" w:type="dxa"/>
-          </w:tblCellMar>
-        </w:tblPrEx>
         <w:tc>
           <w:tcPr>
             <w:tcW w:w="1500" w:type="pct"/>
@@ -4732,12 +4911,6 @@
         </w:tc>
       </w:tr>
       <w:tr>
-        <w:tblPrEx>
-          <w:tblCellMar>
-            <w:top w:w="0" w:type="dxa"/>
-            <w:bottom w:w="0" w:type="dxa"/>
-          </w:tblCellMar>
-        </w:tblPrEx>
         <w:tc>
           <w:tcPr>
             <w:tcW w:w="1500" w:type="pct"/>
@@ -4782,12 +4955,6 @@
         </w:tc>
       </w:tr>
       <w:tr>
-        <w:tblPrEx>
-          <w:tblCellMar>
-            <w:top w:w="0" w:type="dxa"/>
-            <w:bottom w:w="0" w:type="dxa"/>
-          </w:tblCellMar>
-        </w:tblPrEx>
         <w:tc>
           <w:tcPr>
             <w:tcW w:w="1500" w:type="pct"/>
@@ -4849,8 +5016,9 @@
           <w:sz w:val="26"/>
           <w:szCs w:val="26"/>
         </w:rPr>
-        <w:t>7.1 How</w:t>
-      </w:r>
+        <w:t xml:space="preserve">7.1 How </w:t>
+      </w:r>
+      <w:proofErr w:type="gramStart"/>
       <w:r>
         <w:rPr>
           <w:b/>
@@ -4859,7 +5027,18 @@
           <w:sz w:val="26"/>
           <w:szCs w:val="26"/>
         </w:rPr>
-        <w:t xml:space="preserve"> the Baseline Works</w:t>
+        <w:t>the Baseline</w:t>
+      </w:r>
+      <w:proofErr w:type="gramEnd"/>
+      <w:r>
+        <w:rPr>
+          <w:b/>
+          <w:bCs/>
+          <w:color w:val="2E75B6"/>
+          <w:sz w:val="26"/>
+          <w:szCs w:val="26"/>
+        </w:rPr>
+        <w:t xml:space="preserve"> Works</w:t>
       </w:r>
     </w:p>
     <w:p>
@@ -4880,7 +5059,23 @@
         <w:spacing w:after="60"/>
       </w:pPr>
       <w:r>
-        <w:t>The very first time a branch is used, run the first-run-baseline workflow manually to seed the history.</w:t>
+        <w:t xml:space="preserve">The very first time a branch is used, run the </w:t>
+      </w:r>
+      <w:proofErr w:type="gramStart"/>
+      <w:r>
+        <w:t>first-run</w:t>
+      </w:r>
+      <w:proofErr w:type="gramEnd"/>
+      <w:r>
+        <w:t xml:space="preserve">-baseline workflow manually to </w:t>
+      </w:r>
+      <w:proofErr w:type="gramStart"/>
+      <w:r>
+        <w:t>seed</w:t>
+      </w:r>
+      <w:proofErr w:type="gramEnd"/>
+      <w:r>
+        <w:t xml:space="preserve"> the history.</w:t>
       </w:r>
     </w:p>
     <w:p>
@@ -4906,7 +5101,23 @@
         <w:spacing w:after="60"/>
       </w:pPr>
       <w:r>
-        <w:t>If a deployment fails, the baseline stays at the last known-good commit ensuring the next run includes all missed changes.</w:t>
+        <w:t xml:space="preserve">If a deployment fails, the baseline stays at the last </w:t>
+      </w:r>
+      <w:proofErr w:type="gramStart"/>
+      <w:r>
+        <w:t>known</w:t>
+      </w:r>
+      <w:proofErr w:type="gramEnd"/>
+      <w:r>
+        <w:t>-</w:t>
+      </w:r>
+      <w:proofErr w:type="gramStart"/>
+      <w:r>
+        <w:t>good commit</w:t>
+      </w:r>
+      <w:proofErr w:type="gramEnd"/>
+      <w:r>
+        <w:t xml:space="preserve"> ensuring the next run includes all missed changes.</w:t>
       </w:r>
     </w:p>
     <w:p>
@@ -4942,7 +5153,15 @@
         <w:t>enforces</w:t>
       </w:r>
       <w:r>
-        <w:t xml:space="preserve"> quality standards at the developer's machine before code reaches GitHub, using pre-commit hooks via Husky and lint-staged.</w:t>
+        <w:t xml:space="preserve"> quality standards at the developer's machine before code reaches GitHub, using pre-commit hooks via Husky and </w:t>
+      </w:r>
+      <w:proofErr w:type="gramStart"/>
+      <w:r>
+        <w:t>lint-staged</w:t>
+      </w:r>
+      <w:proofErr w:type="gramEnd"/>
+      <w:r>
+        <w:t>.</w:t>
       </w:r>
     </w:p>
     <w:p>
@@ -4962,17 +5181,7 @@
           <w:sz w:val="26"/>
           <w:szCs w:val="26"/>
         </w:rPr>
-        <w:t>8.1 Pre</w:t>
-      </w:r>
-      <w:r>
-        <w:rPr>
-          <w:b/>
-          <w:bCs/>
-          <w:color w:val="2E75B6"/>
-          <w:sz w:val="26"/>
-          <w:szCs w:val="26"/>
-        </w:rPr>
-        <w:t>-Commit Hooks</w:t>
+        <w:t>8.1 Pre-Commit Hooks</w:t>
       </w:r>
     </w:p>
     <w:tbl>
@@ -4998,12 +5207,6 @@
         <w:gridCol w:w="2793"/>
       </w:tblGrid>
       <w:tr>
-        <w:tblPrEx>
-          <w:tblCellMar>
-            <w:top w:w="0" w:type="dxa"/>
-            <w:bottom w:w="0" w:type="dxa"/>
-          </w:tblCellMar>
-        </w:tblPrEx>
         <w:trPr>
           <w:tblHeader/>
         </w:trPr>
@@ -5081,12 +5284,6 @@
         </w:tc>
       </w:tr>
       <w:tr>
-        <w:tblPrEx>
-          <w:tblCellMar>
-            <w:top w:w="0" w:type="dxa"/>
-            <w:bottom w:w="0" w:type="dxa"/>
-          </w:tblCellMar>
-        </w:tblPrEx>
         <w:tc>
           <w:tcPr>
             <w:tcW w:w="900" w:type="pct"/>
@@ -5120,6 +5317,7 @@
             </w:tcMar>
           </w:tcPr>
           <w:p>
+            <w:proofErr w:type="gramStart"/>
             <w:r>
               <w:rPr>
                 <w:sz w:val="18"/>
@@ -5141,7 +5339,15 @@
                 <w:sz w:val="18"/>
                 <w:szCs w:val="18"/>
               </w:rPr>
-              <w:t>, .trigger, .html, .</w:t>
+              <w:t>, .trigger</w:t>
+            </w:r>
+            <w:proofErr w:type="gramEnd"/>
+            <w:r>
+              <w:rPr>
+                <w:sz w:val="18"/>
+                <w:szCs w:val="18"/>
+              </w:rPr>
+              <w:t>, .html, .</w:t>
             </w:r>
             <w:proofErr w:type="spellStart"/>
             <w:r>
@@ -5157,7 +5363,15 @@
                 <w:sz w:val="18"/>
                 <w:szCs w:val="18"/>
               </w:rPr>
-              <w:t>, .xml, .</w:t>
+              <w:t>, .xml</w:t>
+            </w:r>
+            <w:proofErr w:type="gramStart"/>
+            <w:r>
+              <w:rPr>
+                <w:sz w:val="18"/>
+                <w:szCs w:val="18"/>
+              </w:rPr>
+              <w:t>, .</w:t>
             </w:r>
             <w:proofErr w:type="spellStart"/>
             <w:r>
@@ -5184,6 +5398,7 @@
               <w:t>yaml</w:t>
             </w:r>
             <w:proofErr w:type="spellEnd"/>
+            <w:proofErr w:type="gramEnd"/>
             <w:r>
               <w:rPr>
                 <w:sz w:val="18"/>
@@ -5216,12 +5431,6 @@
         </w:tc>
       </w:tr>
       <w:tr>
-        <w:tblPrEx>
-          <w:tblCellMar>
-            <w:top w:w="0" w:type="dxa"/>
-            <w:bottom w:w="0" w:type="dxa"/>
-          </w:tblCellMar>
-        </w:tblPrEx>
         <w:tc>
           <w:tcPr>
             <w:tcW w:w="900" w:type="pct"/>
@@ -5305,12 +5514,6 @@
         </w:tc>
       </w:tr>
       <w:tr>
-        <w:tblPrEx>
-          <w:tblCellMar>
-            <w:top w:w="0" w:type="dxa"/>
-            <w:bottom w:w="0" w:type="dxa"/>
-          </w:tblCellMar>
-        </w:tblPrEx>
         <w:tc>
           <w:tcPr>
             <w:tcW w:w="900" w:type="pct"/>
@@ -5392,7 +5595,15 @@
         <w:t>fails,</w:t>
       </w:r>
       <w:r>
-        <w:t xml:space="preserve"> the commit is blocked. Fix the issue, stage the corrected files, and commit again.</w:t>
+        <w:t xml:space="preserve"> the </w:t>
+      </w:r>
+      <w:proofErr w:type="gramStart"/>
+      <w:r>
+        <w:t>commit</w:t>
+      </w:r>
+      <w:proofErr w:type="gramEnd"/>
+      <w:r>
+        <w:t xml:space="preserve"> is blocked. Fix the issue, stage the corrected files, and commit again.</w:t>
       </w:r>
     </w:p>
     <w:p>
@@ -5438,17 +5649,7 @@
           <w:szCs w:val="26"/>
         </w:rPr>
         <w:lastRenderedPageBreak/>
-        <w:t>8.2 Running</w:t>
-      </w:r>
-      <w:r>
-        <w:rPr>
-          <w:b/>
-          <w:bCs/>
-          <w:color w:val="2E75B6"/>
-          <w:sz w:val="26"/>
-          <w:szCs w:val="26"/>
-        </w:rPr>
-        <w:t xml:space="preserve"> Checks Manually</w:t>
+        <w:t>8.2 Running Checks Manually</w:t>
       </w:r>
     </w:p>
     <w:tbl>
@@ -5472,12 +5673,6 @@
         <w:gridCol w:w="8736"/>
       </w:tblGrid>
       <w:tr>
-        <w:tblPrEx>
-          <w:tblCellMar>
-            <w:top w:w="0" w:type="dxa"/>
-            <w:bottom w:w="0" w:type="dxa"/>
-          </w:tblCellMar>
-        </w:tblPrEx>
         <w:tc>
           <w:tcPr>
             <w:tcW w:w="0" w:type="auto"/>
@@ -5556,6 +5751,7 @@
               <w:t xml:space="preserve"> run </w:t>
             </w:r>
             <w:proofErr w:type="spellStart"/>
+            <w:proofErr w:type="gramStart"/>
             <w:r>
               <w:rPr>
                 <w:rFonts w:ascii="Courier New" w:eastAsia="Courier New" w:hAnsi="Courier New" w:cs="Courier New"/>
@@ -5566,6 +5762,7 @@
               <w:t>prettier:verify</w:t>
             </w:r>
             <w:proofErr w:type="spellEnd"/>
+            <w:proofErr w:type="gramEnd"/>
           </w:p>
           <w:p/>
           <w:p>
@@ -5646,6 +5843,7 @@
               <w:t xml:space="preserve"> run </w:t>
             </w:r>
             <w:proofErr w:type="spellStart"/>
+            <w:proofErr w:type="gramStart"/>
             <w:r>
               <w:rPr>
                 <w:rFonts w:ascii="Courier New" w:eastAsia="Courier New" w:hAnsi="Courier New" w:cs="Courier New"/>
@@ -5656,6 +5854,7 @@
               <w:t>test:unit</w:t>
             </w:r>
             <w:proofErr w:type="spellEnd"/>
+            <w:proofErr w:type="gramEnd"/>
           </w:p>
           <w:p/>
           <w:p>
@@ -5691,14 +5890,25 @@
               <w:t xml:space="preserve"> run </w:t>
             </w:r>
             <w:proofErr w:type="spellStart"/>
-            <w:r>
-              <w:rPr>
-                <w:rFonts w:ascii="Courier New" w:eastAsia="Courier New" w:hAnsi="Courier New" w:cs="Courier New"/>
-                <w:color w:val="2C3E50"/>
-                <w:sz w:val="17"/>
-                <w:szCs w:val="17"/>
-              </w:rPr>
-              <w:t>test:unit:coverage</w:t>
+            <w:proofErr w:type="gramStart"/>
+            <w:r>
+              <w:rPr>
+                <w:rFonts w:ascii="Courier New" w:eastAsia="Courier New" w:hAnsi="Courier New" w:cs="Courier New"/>
+                <w:color w:val="2C3E50"/>
+                <w:sz w:val="17"/>
+                <w:szCs w:val="17"/>
+              </w:rPr>
+              <w:t>test:unit</w:t>
+            </w:r>
+            <w:proofErr w:type="gramEnd"/>
+            <w:r>
+              <w:rPr>
+                <w:rFonts w:ascii="Courier New" w:eastAsia="Courier New" w:hAnsi="Courier New" w:cs="Courier New"/>
+                <w:color w:val="2C3E50"/>
+                <w:sz w:val="17"/>
+                <w:szCs w:val="17"/>
+              </w:rPr>
+              <w:t>:coverage</w:t>
             </w:r>
             <w:proofErr w:type="spellEnd"/>
           </w:p>
@@ -5820,7 +6030,15 @@
         <w:spacing w:after="100"/>
       </w:pPr>
       <w:r>
-        <w:t>A feature branch that lives for weeks accumulates drift from develop and becomes increasingly painful to merge. Aim to merge feature branches within 3–5 days. Break large features into smaller, independently deployable increments.</w:t>
+        <w:t xml:space="preserve">A feature branch that lives for weeks accumulates drift from </w:t>
+      </w:r>
+      <w:proofErr w:type="gramStart"/>
+      <w:r>
+        <w:t>develop</w:t>
+      </w:r>
+      <w:proofErr w:type="gramEnd"/>
+      <w:r>
+        <w:t xml:space="preserve"> and becomes increasingly painful to merge. Aim to merge feature branches within 3–5 days. Break large features into smaller, independently deployable increments.</w:t>
       </w:r>
     </w:p>
     <w:p>
@@ -5860,7 +6078,29 @@
           <w:sz w:val="26"/>
           <w:szCs w:val="26"/>
         </w:rPr>
-        <w:t xml:space="preserve"> Write a Test Class With Your Apex</w:t>
+        <w:t xml:space="preserve"> Write a Test Class </w:t>
+      </w:r>
+      <w:proofErr w:type="gramStart"/>
+      <w:r>
+        <w:rPr>
+          <w:b/>
+          <w:bCs/>
+          <w:color w:val="2E75B6"/>
+          <w:sz w:val="26"/>
+          <w:szCs w:val="26"/>
+        </w:rPr>
+        <w:t>With</w:t>
+      </w:r>
+      <w:proofErr w:type="gramEnd"/>
+      <w:r>
+        <w:rPr>
+          <w:b/>
+          <w:bCs/>
+          <w:color w:val="2E75B6"/>
+          <w:sz w:val="26"/>
+          <w:szCs w:val="26"/>
+        </w:rPr>
+        <w:t xml:space="preserve"> Your Apex</w:t>
       </w:r>
     </w:p>
     <w:p>
@@ -6001,12 +6241,6 @@
         <w:gridCol w:w="8736"/>
       </w:tblGrid>
       <w:tr>
-        <w:tblPrEx>
-          <w:tblCellMar>
-            <w:top w:w="0" w:type="dxa"/>
-            <w:bottom w:w="0" w:type="dxa"/>
-          </w:tblCellMar>
-        </w:tblPrEx>
         <w:tc>
           <w:tcPr>
             <w:tcW w:w="0" w:type="auto"/>
@@ -6019,6 +6253,7 @@
             </w:tcMar>
           </w:tcPr>
           <w:p>
+            <w:proofErr w:type="gramStart"/>
             <w:r>
               <w:rPr>
                 <w:rFonts w:ascii="Courier New" w:eastAsia="Courier New" w:hAnsi="Courier New" w:cs="Courier New"/>
@@ -6028,16 +6263,28 @@
               </w:rPr>
               <w:t>@isTest</w:t>
             </w:r>
-          </w:p>
-          <w:p>
-            <w:r>
-              <w:rPr>
-                <w:rFonts w:ascii="Courier New" w:eastAsia="Courier New" w:hAnsi="Courier New" w:cs="Courier New"/>
-                <w:color w:val="2C3E50"/>
-                <w:sz w:val="17"/>
-                <w:szCs w:val="17"/>
-              </w:rPr>
-              <w:t xml:space="preserve">private class </w:t>
+            <w:proofErr w:type="gramEnd"/>
+          </w:p>
+          <w:p>
+            <w:proofErr w:type="gramStart"/>
+            <w:r>
+              <w:rPr>
+                <w:rFonts w:ascii="Courier New" w:eastAsia="Courier New" w:hAnsi="Courier New" w:cs="Courier New"/>
+                <w:color w:val="2C3E50"/>
+                <w:sz w:val="17"/>
+                <w:szCs w:val="17"/>
+              </w:rPr>
+              <w:t>private class</w:t>
+            </w:r>
+            <w:proofErr w:type="gramEnd"/>
+            <w:r>
+              <w:rPr>
+                <w:rFonts w:ascii="Courier New" w:eastAsia="Courier New" w:hAnsi="Courier New" w:cs="Courier New"/>
+                <w:color w:val="2C3E50"/>
+                <w:sz w:val="17"/>
+                <w:szCs w:val="17"/>
+              </w:rPr>
+              <w:t xml:space="preserve"> </w:t>
             </w:r>
             <w:proofErr w:type="spellStart"/>
             <w:r>
@@ -6082,6 +6329,7 @@
               <w:t xml:space="preserve">    static void </w:t>
             </w:r>
             <w:proofErr w:type="spellStart"/>
+            <w:proofErr w:type="gramStart"/>
             <w:r>
               <w:rPr>
                 <w:rFonts w:ascii="Courier New" w:eastAsia="Courier New" w:hAnsi="Courier New" w:cs="Courier New"/>
@@ -6099,19 +6347,60 @@
                 <w:sz w:val="17"/>
                 <w:szCs w:val="17"/>
               </w:rPr>
-              <w:t>() {</w:t>
-            </w:r>
-          </w:p>
-          <w:p>
-            <w:r>
-              <w:rPr>
-                <w:rFonts w:ascii="Courier New" w:eastAsia="Courier New" w:hAnsi="Courier New" w:cs="Courier New"/>
-                <w:color w:val="2C3E50"/>
-                <w:sz w:val="17"/>
-                <w:szCs w:val="17"/>
-              </w:rPr>
-              <w:t xml:space="preserve">        insert new Account(Name = 'Test Account');</w:t>
-            </w:r>
+              <w:t>(</w:t>
+            </w:r>
+            <w:proofErr w:type="gramEnd"/>
+            <w:r>
+              <w:rPr>
+                <w:rFonts w:ascii="Courier New" w:eastAsia="Courier New" w:hAnsi="Courier New" w:cs="Courier New"/>
+                <w:color w:val="2C3E50"/>
+                <w:sz w:val="17"/>
+                <w:szCs w:val="17"/>
+              </w:rPr>
+              <w:t>) {</w:t>
+            </w:r>
+          </w:p>
+          <w:p>
+            <w:r>
+              <w:rPr>
+                <w:rFonts w:ascii="Courier New" w:eastAsia="Courier New" w:hAnsi="Courier New" w:cs="Courier New"/>
+                <w:color w:val="2C3E50"/>
+                <w:sz w:val="17"/>
+                <w:szCs w:val="17"/>
+              </w:rPr>
+              <w:t xml:space="preserve">        insert new </w:t>
+            </w:r>
+            <w:proofErr w:type="gramStart"/>
+            <w:r>
+              <w:rPr>
+                <w:rFonts w:ascii="Courier New" w:eastAsia="Courier New" w:hAnsi="Courier New" w:cs="Courier New"/>
+                <w:color w:val="2C3E50"/>
+                <w:sz w:val="17"/>
+                <w:szCs w:val="17"/>
+              </w:rPr>
+              <w:t>Account(</w:t>
+            </w:r>
+            <w:proofErr w:type="gramEnd"/>
+            <w:r>
+              <w:rPr>
+                <w:rFonts w:ascii="Courier New" w:eastAsia="Courier New" w:hAnsi="Courier New" w:cs="Courier New"/>
+                <w:color w:val="2C3E50"/>
+                <w:sz w:val="17"/>
+                <w:szCs w:val="17"/>
+              </w:rPr>
+              <w:t>Name = 'Test Account'</w:t>
+            </w:r>
+            <w:proofErr w:type="gramStart"/>
+            <w:r>
+              <w:rPr>
+                <w:rFonts w:ascii="Courier New" w:eastAsia="Courier New" w:hAnsi="Courier New" w:cs="Courier New"/>
+                <w:color w:val="2C3E50"/>
+                <w:sz w:val="17"/>
+                <w:szCs w:val="17"/>
+              </w:rPr>
+              <w:t>);</w:t>
+            </w:r>
+            <w:proofErr w:type="gramEnd"/>
           </w:p>
           <w:p>
             <w:r>
@@ -6133,8 +6422,19 @@
                 <w:sz w:val="17"/>
                 <w:szCs w:val="17"/>
               </w:rPr>
-              <w:t xml:space="preserve">    @isTest</w:t>
-            </w:r>
+              <w:t xml:space="preserve">    </w:t>
+            </w:r>
+            <w:proofErr w:type="gramStart"/>
+            <w:r>
+              <w:rPr>
+                <w:rFonts w:ascii="Courier New" w:eastAsia="Courier New" w:hAnsi="Courier New" w:cs="Courier New"/>
+                <w:color w:val="2C3E50"/>
+                <w:sz w:val="17"/>
+                <w:szCs w:val="17"/>
+              </w:rPr>
+              <w:t>@isTest</w:t>
+            </w:r>
+            <w:proofErr w:type="gramEnd"/>
           </w:p>
           <w:p>
             <w:r>
@@ -6147,6 +6447,7 @@
               <w:t xml:space="preserve">    static void </w:t>
             </w:r>
             <w:proofErr w:type="spellStart"/>
+            <w:proofErr w:type="gramStart"/>
             <w:r>
               <w:rPr>
                 <w:rFonts w:ascii="Courier New" w:eastAsia="Courier New" w:hAnsi="Courier New" w:cs="Courier New"/>
@@ -6164,19 +6465,40 @@
                 <w:sz w:val="17"/>
                 <w:szCs w:val="17"/>
               </w:rPr>
-              <w:t>() {</w:t>
-            </w:r>
-          </w:p>
-          <w:p>
-            <w:r>
-              <w:rPr>
-                <w:rFonts w:ascii="Courier New" w:eastAsia="Courier New" w:hAnsi="Courier New" w:cs="Courier New"/>
-                <w:color w:val="2C3E50"/>
-                <w:sz w:val="17"/>
-                <w:szCs w:val="17"/>
-              </w:rPr>
-              <w:t xml:space="preserve">        Account acc = [SELECT Id FROM Account LIMIT 1];</w:t>
-            </w:r>
+              <w:t>(</w:t>
+            </w:r>
+            <w:proofErr w:type="gramEnd"/>
+            <w:r>
+              <w:rPr>
+                <w:rFonts w:ascii="Courier New" w:eastAsia="Courier New" w:hAnsi="Courier New" w:cs="Courier New"/>
+                <w:color w:val="2C3E50"/>
+                <w:sz w:val="17"/>
+                <w:szCs w:val="17"/>
+              </w:rPr>
+              <w:t>) {</w:t>
+            </w:r>
+          </w:p>
+          <w:p>
+            <w:r>
+              <w:rPr>
+                <w:rFonts w:ascii="Courier New" w:eastAsia="Courier New" w:hAnsi="Courier New" w:cs="Courier New"/>
+                <w:color w:val="2C3E50"/>
+                <w:sz w:val="17"/>
+                <w:szCs w:val="17"/>
+              </w:rPr>
+              <w:t xml:space="preserve">        Account acc = [SELECT Id FROM Account LIMIT 1</w:t>
+            </w:r>
+            <w:proofErr w:type="gramStart"/>
+            <w:r>
+              <w:rPr>
+                <w:rFonts w:ascii="Courier New" w:eastAsia="Courier New" w:hAnsi="Courier New" w:cs="Courier New"/>
+                <w:color w:val="2C3E50"/>
+                <w:sz w:val="17"/>
+                <w:szCs w:val="17"/>
+              </w:rPr>
+              <w:t>];</w:t>
+            </w:r>
+            <w:proofErr w:type="gramEnd"/>
           </w:p>
           <w:p>
             <w:r>
@@ -6271,7 +6593,23 @@
         <w:spacing w:after="100"/>
       </w:pPr>
       <w:r>
-        <w:t>Never use @isTest(SeeAllData=true) unless absolutely required for a specific use case (e.g., certain CPQ tests). Tests that read live org data are fragile they pass in one environment and fail in another because the data is different. Rely exclusively on data created in @TestSetup or within the test method itself.</w:t>
+        <w:t xml:space="preserve">Never </w:t>
+      </w:r>
+      <w:proofErr w:type="gramStart"/>
+      <w:r>
+        <w:t>use @isTest(</w:t>
+      </w:r>
+      <w:proofErr w:type="gramEnd"/>
+      <w:r>
+        <w:t xml:space="preserve">SeeAllData=true) unless absolutely required for a specific use case (e.g., certain CPQ tests). Tests that read live org data are fragile they pass in one environment and fail in another because the data is different. Rely exclusively on data created </w:t>
+      </w:r>
+      <w:proofErr w:type="gramStart"/>
+      <w:r>
+        <w:t>in @</w:t>
+      </w:r>
+      <w:proofErr w:type="gramEnd"/>
+      <w:r>
+        <w:t>TestSetup or within the test method itself.</w:t>
       </w:r>
     </w:p>
     <w:p>
@@ -6348,12 +6686,6 @@
         <w:gridCol w:w="8736"/>
       </w:tblGrid>
       <w:tr>
-        <w:tblPrEx>
-          <w:tblCellMar>
-            <w:top w:w="0" w:type="dxa"/>
-            <w:bottom w:w="0" w:type="dxa"/>
-          </w:tblCellMar>
-        </w:tblPrEx>
         <w:tc>
           <w:tcPr>
             <w:tcW w:w="0" w:type="auto"/>
@@ -6558,12 +6890,6 @@
         <w:gridCol w:w="8736"/>
       </w:tblGrid>
       <w:tr>
-        <w:tblPrEx>
-          <w:tblCellMar>
-            <w:top w:w="0" w:type="dxa"/>
-            <w:bottom w:w="0" w:type="dxa"/>
-          </w:tblCellMar>
-        </w:tblPrEx>
         <w:tc>
           <w:tcPr>
             <w:tcW w:w="0" w:type="auto"/>
@@ -6583,18 +6909,58 @@
                 <w:sz w:val="17"/>
                 <w:szCs w:val="17"/>
               </w:rPr>
-              <w:t># Validate without deploying (dry-run)</w:t>
-            </w:r>
-          </w:p>
-          <w:p>
-            <w:r>
-              <w:rPr>
-                <w:rFonts w:ascii="Courier New" w:eastAsia="Courier New" w:hAnsi="Courier New" w:cs="Courier New"/>
-                <w:color w:val="2C3E50"/>
-                <w:sz w:val="17"/>
-                <w:szCs w:val="17"/>
-              </w:rPr>
-              <w:t xml:space="preserve">sf project deploy validate --manifest manifest/package.xml --test-level </w:t>
+              <w:t># Validate without deploying (</w:t>
+            </w:r>
+            <w:proofErr w:type="gramStart"/>
+            <w:r>
+              <w:rPr>
+                <w:rFonts w:ascii="Courier New" w:eastAsia="Courier New" w:hAnsi="Courier New" w:cs="Courier New"/>
+                <w:color w:val="2C3E50"/>
+                <w:sz w:val="17"/>
+                <w:szCs w:val="17"/>
+              </w:rPr>
+              <w:t>dry-run</w:t>
+            </w:r>
+            <w:proofErr w:type="gramEnd"/>
+            <w:r>
+              <w:rPr>
+                <w:rFonts w:ascii="Courier New" w:eastAsia="Courier New" w:hAnsi="Courier New" w:cs="Courier New"/>
+                <w:color w:val="2C3E50"/>
+                <w:sz w:val="17"/>
+                <w:szCs w:val="17"/>
+              </w:rPr>
+              <w:t>)</w:t>
+            </w:r>
+          </w:p>
+          <w:p>
+            <w:r>
+              <w:rPr>
+                <w:rFonts w:ascii="Courier New" w:eastAsia="Courier New" w:hAnsi="Courier New" w:cs="Courier New"/>
+                <w:color w:val="2C3E50"/>
+                <w:sz w:val="17"/>
+                <w:szCs w:val="17"/>
+              </w:rPr>
+              <w:t xml:space="preserve">sf project </w:t>
+            </w:r>
+            <w:proofErr w:type="gramStart"/>
+            <w:r>
+              <w:rPr>
+                <w:rFonts w:ascii="Courier New" w:eastAsia="Courier New" w:hAnsi="Courier New" w:cs="Courier New"/>
+                <w:color w:val="2C3E50"/>
+                <w:sz w:val="17"/>
+                <w:szCs w:val="17"/>
+              </w:rPr>
+              <w:t>deploy</w:t>
+            </w:r>
+            <w:proofErr w:type="gramEnd"/>
+            <w:r>
+              <w:rPr>
+                <w:rFonts w:ascii="Courier New" w:eastAsia="Courier New" w:hAnsi="Courier New" w:cs="Courier New"/>
+                <w:color w:val="2C3E50"/>
+                <w:sz w:val="17"/>
+                <w:szCs w:val="17"/>
+              </w:rPr>
+              <w:t xml:space="preserve"> validate --manifest manifest/package.xml --test-level </w:t>
             </w:r>
             <w:proofErr w:type="spellStart"/>
             <w:r>
@@ -6628,7 +6994,27 @@
                 <w:sz w:val="17"/>
                 <w:szCs w:val="17"/>
               </w:rPr>
-              <w:t xml:space="preserve">sf project deploy start --manifest manifest/package.xml --test-level </w:t>
+              <w:t xml:space="preserve">sf </w:t>
+            </w:r>
+            <w:proofErr w:type="gramStart"/>
+            <w:r>
+              <w:rPr>
+                <w:rFonts w:ascii="Courier New" w:eastAsia="Courier New" w:hAnsi="Courier New" w:cs="Courier New"/>
+                <w:color w:val="2C3E50"/>
+                <w:sz w:val="17"/>
+                <w:szCs w:val="17"/>
+              </w:rPr>
+              <w:t>project</w:t>
+            </w:r>
+            <w:proofErr w:type="gramEnd"/>
+            <w:r>
+              <w:rPr>
+                <w:rFonts w:ascii="Courier New" w:eastAsia="Courier New" w:hAnsi="Courier New" w:cs="Courier New"/>
+                <w:color w:val="2C3E50"/>
+                <w:sz w:val="17"/>
+                <w:szCs w:val="17"/>
+              </w:rPr>
+              <w:t xml:space="preserve"> deploy start --manifest manifest/package.xml --test-level </w:t>
             </w:r>
             <w:proofErr w:type="spellStart"/>
             <w:r>
@@ -6749,7 +7135,29 @@
           <w:sz w:val="26"/>
           <w:szCs w:val="26"/>
         </w:rPr>
-        <w:t xml:space="preserve"> Production With More Than Automation</w:t>
+        <w:t xml:space="preserve"> Production </w:t>
+      </w:r>
+      <w:proofErr w:type="gramStart"/>
+      <w:r>
+        <w:rPr>
+          <w:b/>
+          <w:bCs/>
+          <w:color w:val="2E75B6"/>
+          <w:sz w:val="26"/>
+          <w:szCs w:val="26"/>
+        </w:rPr>
+        <w:t>With</w:t>
+      </w:r>
+      <w:proofErr w:type="gramEnd"/>
+      <w:r>
+        <w:rPr>
+          <w:b/>
+          <w:bCs/>
+          <w:color w:val="2E75B6"/>
+          <w:sz w:val="26"/>
+          <w:szCs w:val="26"/>
+        </w:rPr>
+        <w:t xml:space="preserve"> More Than Automation</w:t>
       </w:r>
     </w:p>
     <w:p>
@@ -6909,9 +7317,14 @@
       </w:r>
       <w:proofErr w:type="spellStart"/>
       <w:r>
-        <w:t>sfdx-project.json</w:t>
+        <w:t>sfdx-</w:t>
+      </w:r>
+      <w:proofErr w:type="gramStart"/>
+      <w:r>
+        <w:t>project.json</w:t>
       </w:r>
       <w:proofErr w:type="spellEnd"/>
+      <w:proofErr w:type="gramEnd"/>
       <w:r>
         <w:t xml:space="preserve"> and manifest/package.xml in a dedicated chore/ branch. Staying current ensures access to new platform features and avoids deprecation surprises.</w:t>
       </w:r>
@@ -7041,17 +7454,7 @@
           <w:sz w:val="26"/>
           <w:szCs w:val="26"/>
         </w:rPr>
-        <w:t>10.1 Initial</w:t>
-      </w:r>
-      <w:r>
-        <w:rPr>
-          <w:b/>
-          <w:bCs/>
-          <w:color w:val="2E75B6"/>
-          <w:sz w:val="26"/>
-          <w:szCs w:val="26"/>
-        </w:rPr>
-        <w:t xml:space="preserve"> Setup (First Time Per Branch)</w:t>
+        <w:t>10.1 Initial Setup (First Time Per Branch)</w:t>
       </w:r>
     </w:p>
     <w:p>
@@ -7077,7 +7480,15 @@
         <w:spacing w:after="60"/>
       </w:pPr>
       <w:r>
-        <w:t>Run the first-run-baseline workflow manually from GitHub Actions, selecting the branch to initialize.</w:t>
+        <w:t xml:space="preserve">Run the </w:t>
+      </w:r>
+      <w:proofErr w:type="gramStart"/>
+      <w:r>
+        <w:t>first-run</w:t>
+      </w:r>
+      <w:proofErr w:type="gramEnd"/>
+      <w:r>
+        <w:t>-baseline workflow manually from GitHub Actions, selecting the branch to initialize.</w:t>
       </w:r>
     </w:p>
     <w:p>
@@ -7110,17 +7521,7 @@
           <w:sz w:val="26"/>
           <w:szCs w:val="26"/>
         </w:rPr>
-        <w:t>10.2 Starting</w:t>
-      </w:r>
-      <w:r>
-        <w:rPr>
-          <w:b/>
-          <w:bCs/>
-          <w:color w:val="2E75B6"/>
-          <w:sz w:val="26"/>
-          <w:szCs w:val="26"/>
-        </w:rPr>
-        <w:t xml:space="preserve"> a New Feature</w:t>
+        <w:t>10.2 Starting a New Feature</w:t>
       </w:r>
     </w:p>
     <w:tbl>
@@ -7144,12 +7545,6 @@
         <w:gridCol w:w="8736"/>
       </w:tblGrid>
       <w:tr>
-        <w:tblPrEx>
-          <w:tblCellMar>
-            <w:top w:w="0" w:type="dxa"/>
-            <w:bottom w:w="0" w:type="dxa"/>
-          </w:tblCellMar>
-        </w:tblPrEx>
         <w:tc>
           <w:tcPr>
             <w:tcW w:w="0" w:type="auto"/>
@@ -7169,19 +7564,72 @@
                 <w:sz w:val="17"/>
                 <w:szCs w:val="17"/>
               </w:rPr>
-              <w:t># 1. Get the latest develop</w:t>
-            </w:r>
-          </w:p>
-          <w:p>
-            <w:r>
-              <w:rPr>
-                <w:rFonts w:ascii="Courier New" w:eastAsia="Courier New" w:hAnsi="Courier New" w:cs="Courier New"/>
-                <w:color w:val="2C3E50"/>
-                <w:sz w:val="17"/>
-                <w:szCs w:val="17"/>
-              </w:rPr>
-              <w:t>git checkout develop</w:t>
-            </w:r>
+              <w:t xml:space="preserve"># 1. Get the latest </w:t>
+            </w:r>
+            <w:proofErr w:type="gramStart"/>
+            <w:r>
+              <w:rPr>
+                <w:rFonts w:ascii="Courier New" w:eastAsia="Courier New" w:hAnsi="Courier New" w:cs="Courier New"/>
+                <w:color w:val="2C3E50"/>
+                <w:sz w:val="17"/>
+                <w:szCs w:val="17"/>
+              </w:rPr>
+              <w:t>develop</w:t>
+            </w:r>
+            <w:proofErr w:type="gramEnd"/>
+          </w:p>
+          <w:p>
+            <w:proofErr w:type="gramStart"/>
+            <w:r>
+              <w:rPr>
+                <w:rFonts w:ascii="Courier New" w:eastAsia="Courier New" w:hAnsi="Courier New" w:cs="Courier New"/>
+                <w:color w:val="2C3E50"/>
+                <w:sz w:val="17"/>
+                <w:szCs w:val="17"/>
+              </w:rPr>
+              <w:t>git</w:t>
+            </w:r>
+            <w:proofErr w:type="gramEnd"/>
+            <w:r>
+              <w:rPr>
+                <w:rFonts w:ascii="Courier New" w:eastAsia="Courier New" w:hAnsi="Courier New" w:cs="Courier New"/>
+                <w:color w:val="2C3E50"/>
+                <w:sz w:val="17"/>
+                <w:szCs w:val="17"/>
+              </w:rPr>
+              <w:t xml:space="preserve"> </w:t>
+            </w:r>
+            <w:proofErr w:type="gramStart"/>
+            <w:r>
+              <w:rPr>
+                <w:rFonts w:ascii="Courier New" w:eastAsia="Courier New" w:hAnsi="Courier New" w:cs="Courier New"/>
+                <w:color w:val="2C3E50"/>
+                <w:sz w:val="17"/>
+                <w:szCs w:val="17"/>
+              </w:rPr>
+              <w:t>checkout</w:t>
+            </w:r>
+            <w:proofErr w:type="gramEnd"/>
+            <w:r>
+              <w:rPr>
+                <w:rFonts w:ascii="Courier New" w:eastAsia="Courier New" w:hAnsi="Courier New" w:cs="Courier New"/>
+                <w:color w:val="2C3E50"/>
+                <w:sz w:val="17"/>
+                <w:szCs w:val="17"/>
+              </w:rPr>
+              <w:t xml:space="preserve"> </w:t>
+            </w:r>
+            <w:proofErr w:type="gramStart"/>
+            <w:r>
+              <w:rPr>
+                <w:rFonts w:ascii="Courier New" w:eastAsia="Courier New" w:hAnsi="Courier New" w:cs="Courier New"/>
+                <w:color w:val="2C3E50"/>
+                <w:sz w:val="17"/>
+                <w:szCs w:val="17"/>
+              </w:rPr>
+              <w:t>develop</w:t>
+            </w:r>
+            <w:proofErr w:type="gramEnd"/>
           </w:p>
           <w:p>
             <w:r>
@@ -7294,8 +7742,9 @@
           <w:sz w:val="26"/>
           <w:szCs w:val="26"/>
         </w:rPr>
-        <w:t>10.3 Promoting</w:t>
-      </w:r>
+        <w:t xml:space="preserve">10.3 </w:t>
+      </w:r>
+      <w:proofErr w:type="gramStart"/>
       <w:r>
         <w:rPr>
           <w:b/>
@@ -7304,8 +7753,9 @@
           <w:sz w:val="26"/>
           <w:szCs w:val="26"/>
         </w:rPr>
-        <w:t xml:space="preserve"> </w:t>
-      </w:r>
+        <w:t>Promoting  To</w:t>
+      </w:r>
+      <w:proofErr w:type="gramEnd"/>
       <w:r>
         <w:rPr>
           <w:b/>
@@ -7314,17 +7764,7 @@
           <w:sz w:val="26"/>
           <w:szCs w:val="26"/>
         </w:rPr>
-        <w:t xml:space="preserve"> To </w:t>
-      </w:r>
-      <w:r>
-        <w:rPr>
-          <w:b/>
-          <w:bCs/>
-          <w:color w:val="2E75B6"/>
-          <w:sz w:val="26"/>
-          <w:szCs w:val="26"/>
-        </w:rPr>
-        <w:t>Higher Environments</w:t>
+        <w:t xml:space="preserve"> Higher Environments</w:t>
       </w:r>
     </w:p>
     <w:p>
@@ -7369,12 +7809,6 @@
         <w:gridCol w:w="8736"/>
       </w:tblGrid>
       <w:tr>
-        <w:tblPrEx>
-          <w:tblCellMar>
-            <w:top w:w="0" w:type="dxa"/>
-            <w:bottom w:w="0" w:type="dxa"/>
-          </w:tblCellMar>
-        </w:tblPrEx>
         <w:tc>
           <w:tcPr>
             <w:tcW w:w="0" w:type="auto"/>
@@ -7443,12 +7877,6 @@
         <w:gridCol w:w="8723"/>
       </w:tblGrid>
       <w:tr>
-        <w:tblPrEx>
-          <w:tblCellMar>
-            <w:top w:w="0" w:type="dxa"/>
-            <w:bottom w:w="0" w:type="dxa"/>
-          </w:tblCellMar>
-        </w:tblPrEx>
         <w:tc>
           <w:tcPr>
             <w:tcW w:w="0" w:type="auto"/>
@@ -7473,12 +7901,6 @@
         </w:tc>
       </w:tr>
       <w:tr>
-        <w:tblPrEx>
-          <w:tblCellMar>
-            <w:top w:w="0" w:type="dxa"/>
-            <w:bottom w:w="0" w:type="dxa"/>
-          </w:tblCellMar>
-        </w:tblPrEx>
         <w:tc>
           <w:tcPr>
             <w:tcW w:w="0" w:type="auto"/>
@@ -8261,6 +8683,7 @@
   <w:style w:type="character" w:default="1" w:styleId="DefaultParagraphFont">
     <w:name w:val="Default Paragraph Font"/>
     <w:uiPriority w:val="1"/>
+    <w:semiHidden/>
     <w:unhideWhenUsed/>
   </w:style>
   <w:style w:type="table" w:default="1" w:styleId="TableNormal">
